--- a/docs/MODULES/Notification.docx
+++ b/docs/MODULES/Notification.docx
@@ -31,8 +31,6 @@
     <w:p>
       <w:pPr>
         <w:pStyle w:val="FirstParagraph"/>
-        <w:spacing w:after="160" w:line="276" w:lineRule="auto"/>
-        <w:jc w:val="left"/>
       </w:pPr>
       <w:r>
         <w:t xml:space="preserve">After successful account</w:t>
@@ -183,8 +181,6 @@
     <w:p>
       <w:pPr>
         <w:pStyle w:val="FirstParagraph"/>
-        <w:spacing w:after="160" w:line="276" w:lineRule="auto"/>
-        <w:jc w:val="left"/>
       </w:pPr>
       <w:r>
         <w:t xml:space="preserve">Notify customers of ledger-changing activity without blocking the HTTP request</w:t>
@@ -213,8 +209,6 @@
           <w:ilvl w:val="0"/>
           <w:numId w:val="1001"/>
         </w:numPr>
-        <w:spacing w:after="160" w:line="276" w:lineRule="auto"/>
-        <w:jc w:val="left"/>
       </w:pPr>
       <w:r>
         <w:t xml:space="preserve">Staff opens account / deposits / withdraws / transfers in UI</w:t>
@@ -227,8 +221,6 @@
           <w:ilvl w:val="0"/>
           <w:numId w:val="1001"/>
         </w:numPr>
-        <w:spacing w:after="160" w:line="276" w:lineRule="auto"/>
-        <w:jc w:val="left"/>
       </w:pPr>
       <w:r>
         <w:t xml:space="preserve">API saves Postgres, then publishes to topic</w:t>
@@ -250,8 +242,6 @@
           <w:ilvl w:val="0"/>
           <w:numId w:val="1001"/>
         </w:numPr>
-        <w:spacing w:after="160" w:line="276" w:lineRule="auto"/>
-        <w:jc w:val="left"/>
       </w:pPr>
       <w:r>
         <w:t xml:space="preserve">Consumer sends email</w:t>
@@ -264,8 +254,6 @@
           <w:ilvl w:val="0"/>
           <w:numId w:val="1001"/>
         </w:numPr>
-        <w:spacing w:after="160" w:line="276" w:lineRule="auto"/>
-        <w:jc w:val="left"/>
       </w:pPr>
       <w:r>
         <w:t xml:space="preserve">Local: view inbox at</w:t>
@@ -293,8 +281,6 @@
           <w:ilvl w:val="0"/>
           <w:numId w:val="1001"/>
         </w:numPr>
-        <w:spacing w:after="160" w:line="276" w:lineRule="auto"/>
-        <w:jc w:val="left"/>
       </w:pPr>
       <w:r>
         <w:t xml:space="preserve">Render: customer receives mail via SendGrid (check Spam until domain auth)</w:t>
@@ -369,8 +355,6 @@
     <w:p>
       <w:pPr>
         <w:pStyle w:val="FirstParagraph"/>
-        <w:spacing w:after="160" w:line="276" w:lineRule="auto"/>
-        <w:jc w:val="left"/>
       </w:pPr>
       <w:r>
         <w:t xml:space="preserve">Fail-soft: Kafka/mail failures are logged; business transaction is not rolled</w:t>
@@ -395,8 +379,6 @@
     <w:p>
       <w:pPr>
         <w:pStyle w:val="FirstParagraph"/>
-        <w:spacing w:after="160" w:line="276" w:lineRule="auto"/>
-        <w:jc w:val="left"/>
       </w:pPr>
       <w:r>
         <w:t xml:space="preserve">None dedicated. Recipient comes from</w:t>
@@ -430,8 +412,6 @@
     <w:p>
       <w:pPr>
         <w:pStyle w:val="FirstParagraph"/>
-        <w:spacing w:after="160" w:line="276" w:lineRule="auto"/>
-        <w:jc w:val="left"/>
       </w:pPr>
       <w:r>
         <w:t xml:space="preserve">No dedicated notification REST API. Side effect of account write APIs.</w:t>
@@ -450,8 +430,6 @@
     <w:p>
       <w:pPr>
         <w:pStyle w:val="FirstParagraph"/>
-        <w:spacing w:after="160" w:line="276" w:lineRule="auto"/>
-        <w:jc w:val="left"/>
       </w:pPr>
       <w:r>
         <w:t xml:space="preserve">None.</w:t>
@@ -479,17 +457,9 @@
     <w:tbl>
       <w:tblPr>
         <w:tblStyle w:val="Table"/>
-        <w:tblW w:type="pct" w:w="5000"/>
-        <w:tblLayout w:type="autofit"/>
+        <w:tblW w:type="pct" w:w="4865"/>
+        <w:tblLayout w:type="fixed"/>
         <w:tblLook w:firstRow="1" w:lastRow="0" w:firstColumn="0" w:lastColumn="0" w:noHBand="0" w:noVBand="0" w:val="0020"/>
-        <w:tblBorders>
-          <w:top w:val="single" w:sz="4" w:space="0" w:color="CBD5E0"/>
-          <w:left w:val="single" w:sz="4" w:space="0" w:color="CBD5E0"/>
-          <w:bottom w:val="single" w:sz="4" w:space="0" w:color="CBD5E0"/>
-          <w:right w:val="single" w:sz="4" w:space="0" w:color="CBD5E0"/>
-          <w:insideH w:val="single" w:sz="4" w:space="0" w:color="CBD5E0"/>
-          <w:insideV w:val="single" w:sz="4" w:space="0" w:color="CBD5E0"/>
-        </w:tblBorders>
       </w:tblPr>
       <w:tblGrid>
         <w:gridCol w:w="3745"/>
@@ -500,55 +470,25 @@
           <w:tblHeader w:val="on"/>
         </w:trPr>
         <w:tc>
-          <w:tcPr>
-            <w:tcMar>
-              <w:top w:w="40" w:type="dxa"/>
-              <w:bottom w:w="40" w:type="dxa"/>
-              <w:left w:w="60" w:type="dxa"/>
-              <w:right w:w="60" w:type="dxa"/>
-            </w:tcMar>
-            <w:shd w:fill="1A365D" w:val="clear"/>
-          </w:tcPr>
+          <w:tcPr/>
           <w:p>
             <w:pPr>
               <w:pStyle w:val="Compact"/>
-              <w:spacing w:before="0" w:after="40" w:line="264" w:lineRule="auto"/>
               <w:jc w:val="left"/>
             </w:pPr>
             <w:r>
-              <w:rPr>
-                <w:rFonts w:ascii="Calibri" w:hAnsi="Calibri"/>
-                <w:b/>
-                <w:color w:val="FFFFFF"/>
-                <w:sz w:val="18"/>
-              </w:rPr>
               <w:t xml:space="preserve">Class</w:t>
             </w:r>
           </w:p>
         </w:tc>
         <w:tc>
-          <w:tcPr>
-            <w:tcMar>
-              <w:top w:w="40" w:type="dxa"/>
-              <w:bottom w:w="40" w:type="dxa"/>
-              <w:left w:w="60" w:type="dxa"/>
-              <w:right w:w="60" w:type="dxa"/>
-            </w:tcMar>
-            <w:shd w:fill="1A365D" w:val="clear"/>
-          </w:tcPr>
+          <w:tcPr/>
           <w:p>
             <w:pPr>
               <w:pStyle w:val="Compact"/>
-              <w:spacing w:before="0" w:after="40" w:line="264" w:lineRule="auto"/>
               <w:jc w:val="left"/>
             </w:pPr>
             <w:r>
-              <w:rPr>
-                <w:rFonts w:ascii="Calibri" w:hAnsi="Calibri"/>
-                <w:b/>
-                <w:color w:val="FFFFFF"/>
-                <w:sz w:val="18"/>
-              </w:rPr>
               <w:t xml:space="preserve">Role</w:t>
             </w:r>
           </w:p>
@@ -556,65 +496,37 @@
       </w:tr>
       <w:tr>
         <w:tc>
-          <w:tcPr>
-            <w:tcMar>
-              <w:top w:w="40" w:type="dxa"/>
-              <w:bottom w:w="40" w:type="dxa"/>
-              <w:left w:w="60" w:type="dxa"/>
-              <w:right w:w="60" w:type="dxa"/>
-            </w:tcMar>
-          </w:tcPr>
+          <w:tcPr/>
           <w:p>
             <w:pPr>
               <w:pStyle w:val="Compact"/>
-              <w:spacing w:before="0" w:after="40" w:line="264" w:lineRule="auto"/>
               <w:jc w:val="left"/>
             </w:pPr>
             <w:r>
               <w:rPr>
                 <w:rStyle w:val="VerbatimChar"/>
-                <w:rFonts w:ascii="Calibri" w:hAnsi="Calibri"/>
-                <w:sz w:val="18"/>
               </w:rPr>
               <w:t xml:space="preserve">NotificationEventPublisher</w:t>
             </w:r>
           </w:p>
         </w:tc>
         <w:tc>
-          <w:tcPr>
-            <w:tcMar>
-              <w:top w:w="40" w:type="dxa"/>
-              <w:bottom w:w="40" w:type="dxa"/>
-              <w:left w:w="60" w:type="dxa"/>
-              <w:right w:w="60" w:type="dxa"/>
-            </w:tcMar>
-          </w:tcPr>
+          <w:tcPr/>
           <w:p>
             <w:pPr>
               <w:pStyle w:val="Compact"/>
-              <w:spacing w:before="0" w:after="40" w:line="264" w:lineRule="auto"/>
               <w:jc w:val="left"/>
             </w:pPr>
             <w:r>
-              <w:rPr>
-                <w:rFonts w:ascii="Calibri" w:hAnsi="Calibri"/>
-                <w:sz w:val="18"/>
-              </w:rPr>
               <w:t xml:space="preserve">Kafka produce (</w:t>
             </w:r>
             <w:r>
               <w:rPr>
                 <w:rStyle w:val="VerbatimChar"/>
-                <w:rFonts w:ascii="Calibri" w:hAnsi="Calibri"/>
-                <w:sz w:val="18"/>
               </w:rPr>
               <w:t xml:space="preserve">BankActionEvent</w:t>
             </w:r>
             <w:r>
-              <w:rPr>
-                <w:rFonts w:ascii="Calibri" w:hAnsi="Calibri"/>
-                <w:sz w:val="18"/>
-              </w:rPr>
               <w:t xml:space="preserve">)</w:t>
             </w:r>
           </w:p>
@@ -622,65 +534,37 @@
       </w:tr>
       <w:tr>
         <w:tc>
-          <w:tcPr>
-            <w:tcMar>
-              <w:top w:w="40" w:type="dxa"/>
-              <w:bottom w:w="40" w:type="dxa"/>
-              <w:left w:w="60" w:type="dxa"/>
-              <w:right w:w="60" w:type="dxa"/>
-            </w:tcMar>
-          </w:tcPr>
+          <w:tcPr/>
           <w:p>
             <w:pPr>
               <w:pStyle w:val="Compact"/>
-              <w:spacing w:before="0" w:after="40" w:line="264" w:lineRule="auto"/>
               <w:jc w:val="left"/>
             </w:pPr>
             <w:r>
               <w:rPr>
                 <w:rStyle w:val="VerbatimChar"/>
-                <w:rFonts w:ascii="Calibri" w:hAnsi="Calibri"/>
-                <w:sz w:val="18"/>
               </w:rPr>
               <w:t xml:space="preserve">NotificationEventConsumer</w:t>
             </w:r>
           </w:p>
         </w:tc>
         <w:tc>
-          <w:tcPr>
-            <w:tcMar>
-              <w:top w:w="40" w:type="dxa"/>
-              <w:bottom w:w="40" w:type="dxa"/>
-              <w:left w:w="60" w:type="dxa"/>
-              <w:right w:w="60" w:type="dxa"/>
-            </w:tcMar>
-          </w:tcPr>
+          <w:tcPr/>
           <w:p>
             <w:pPr>
               <w:pStyle w:val="Compact"/>
-              <w:spacing w:before="0" w:after="40" w:line="264" w:lineRule="auto"/>
               <w:jc w:val="left"/>
             </w:pPr>
             <w:r>
               <w:rPr>
                 <w:rStyle w:val="VerbatimChar"/>
-                <w:rFonts w:ascii="Calibri" w:hAnsi="Calibri"/>
-                <w:sz w:val="18"/>
               </w:rPr>
               <w:t xml:space="preserve">@KafkaListener</w:t>
             </w:r>
             <w:r>
-              <w:rPr>
-                <w:rFonts w:ascii="Calibri" w:hAnsi="Calibri"/>
-                <w:sz w:val="18"/>
-              </w:rPr>
               <w:t xml:space="preserve"> </w:t>
             </w:r>
             <w:r>
-              <w:rPr>
-                <w:rFonts w:ascii="Calibri" w:hAnsi="Calibri"/>
-                <w:sz w:val="18"/>
-              </w:rPr>
               <w:t xml:space="preserve">→ compose → send</w:t>
             </w:r>
           </w:p>
@@ -688,65 +572,37 @@
       </w:tr>
       <w:tr>
         <w:tc>
-          <w:tcPr>
-            <w:tcMar>
-              <w:top w:w="40" w:type="dxa"/>
-              <w:bottom w:w="40" w:type="dxa"/>
-              <w:left w:w="60" w:type="dxa"/>
-              <w:right w:w="60" w:type="dxa"/>
-            </w:tcMar>
-          </w:tcPr>
+          <w:tcPr/>
           <w:p>
             <w:pPr>
               <w:pStyle w:val="Compact"/>
-              <w:spacing w:before="0" w:after="40" w:line="264" w:lineRule="auto"/>
               <w:jc w:val="left"/>
             </w:pPr>
             <w:r>
               <w:rPr>
                 <w:rStyle w:val="VerbatimChar"/>
-                <w:rFonts w:ascii="Calibri" w:hAnsi="Calibri"/>
-                <w:sz w:val="18"/>
               </w:rPr>
               <w:t xml:space="preserve">BankActionEvent</w:t>
             </w:r>
           </w:p>
         </w:tc>
         <w:tc>
-          <w:tcPr>
-            <w:tcMar>
-              <w:top w:w="40" w:type="dxa"/>
-              <w:bottom w:w="40" w:type="dxa"/>
-              <w:left w:w="60" w:type="dxa"/>
-              <w:right w:w="60" w:type="dxa"/>
-            </w:tcMar>
-          </w:tcPr>
+          <w:tcPr/>
           <w:p>
             <w:pPr>
               <w:pStyle w:val="Compact"/>
-              <w:spacing w:before="0" w:after="40" w:line="264" w:lineRule="auto"/>
               <w:jc w:val="left"/>
             </w:pPr>
             <w:r>
-              <w:rPr>
-                <w:rFonts w:ascii="Calibri" w:hAnsi="Calibri"/>
-                <w:sz w:val="18"/>
-              </w:rPr>
               <w:t xml:space="preserve">Payload (incl. </w:t>
             </w:r>
             <w:r>
               <w:rPr>
                 <w:rStyle w:val="VerbatimChar"/>
-                <w:rFonts w:ascii="Calibri" w:hAnsi="Calibri"/>
-                <w:sz w:val="18"/>
               </w:rPr>
               <w:t xml:space="preserve">recipientEmail</w:t>
             </w:r>
             <w:r>
-              <w:rPr>
-                <w:rFonts w:ascii="Calibri" w:hAnsi="Calibri"/>
-                <w:sz w:val="18"/>
-              </w:rPr>
               <w:t xml:space="preserve">)</w:t>
             </w:r>
           </w:p>
@@ -754,50 +610,28 @@
       </w:tr>
       <w:tr>
         <w:tc>
-          <w:tcPr>
-            <w:tcMar>
-              <w:top w:w="40" w:type="dxa"/>
-              <w:bottom w:w="40" w:type="dxa"/>
-              <w:left w:w="60" w:type="dxa"/>
-              <w:right w:w="60" w:type="dxa"/>
-            </w:tcMar>
-          </w:tcPr>
+          <w:tcPr/>
           <w:p>
             <w:pPr>
               <w:pStyle w:val="Compact"/>
-              <w:spacing w:before="0" w:after="40" w:line="264" w:lineRule="auto"/>
               <w:jc w:val="left"/>
             </w:pPr>
             <w:r>
               <w:rPr>
                 <w:rStyle w:val="VerbatimChar"/>
-                <w:rFonts w:ascii="Calibri" w:hAnsi="Calibri"/>
-                <w:sz w:val="18"/>
               </w:rPr>
               <w:t xml:space="preserve">NotificationEmailComposer</w:t>
             </w:r>
           </w:p>
         </w:tc>
         <w:tc>
-          <w:tcPr>
-            <w:tcMar>
-              <w:top w:w="40" w:type="dxa"/>
-              <w:bottom w:w="40" w:type="dxa"/>
-              <w:left w:w="60" w:type="dxa"/>
-              <w:right w:w="60" w:type="dxa"/>
-            </w:tcMar>
-          </w:tcPr>
+          <w:tcPr/>
           <w:p>
             <w:pPr>
               <w:pStyle w:val="Compact"/>
-              <w:spacing w:before="0" w:after="40" w:line="264" w:lineRule="auto"/>
               <w:jc w:val="left"/>
             </w:pPr>
             <w:r>
-              <w:rPr>
-                <w:rFonts w:ascii="Calibri" w:hAnsi="Calibri"/>
-                <w:sz w:val="18"/>
-              </w:rPr>
               <w:t xml:space="preserve">Subject + plain + HTML template</w:t>
             </w:r>
           </w:p>
@@ -805,50 +639,28 @@
       </w:tr>
       <w:tr>
         <w:tc>
-          <w:tcPr>
-            <w:tcMar>
-              <w:top w:w="40" w:type="dxa"/>
-              <w:bottom w:w="40" w:type="dxa"/>
-              <w:left w:w="60" w:type="dxa"/>
-              <w:right w:w="60" w:type="dxa"/>
-            </w:tcMar>
-          </w:tcPr>
+          <w:tcPr/>
           <w:p>
             <w:pPr>
               <w:pStyle w:val="Compact"/>
-              <w:spacing w:before="0" w:after="40" w:line="264" w:lineRule="auto"/>
               <w:jc w:val="left"/>
             </w:pPr>
             <w:r>
               <w:rPr>
                 <w:rStyle w:val="VerbatimChar"/>
-                <w:rFonts w:ascii="Calibri" w:hAnsi="Calibri"/>
-                <w:sz w:val="18"/>
               </w:rPr>
               <w:t xml:space="preserve">NotificationEmailContent</w:t>
             </w:r>
           </w:p>
         </w:tc>
         <w:tc>
-          <w:tcPr>
-            <w:tcMar>
-              <w:top w:w="40" w:type="dxa"/>
-              <w:bottom w:w="40" w:type="dxa"/>
-              <w:left w:w="60" w:type="dxa"/>
-              <w:right w:w="60" w:type="dxa"/>
-            </w:tcMar>
-          </w:tcPr>
+          <w:tcPr/>
           <w:p>
             <w:pPr>
               <w:pStyle w:val="Compact"/>
-              <w:spacing w:before="0" w:after="40" w:line="264" w:lineRule="auto"/>
               <w:jc w:val="left"/>
             </w:pPr>
             <w:r>
-              <w:rPr>
-                <w:rFonts w:ascii="Calibri" w:hAnsi="Calibri"/>
-                <w:sz w:val="18"/>
-              </w:rPr>
               <w:t xml:space="preserve">Record (subject, plain, html)</w:t>
             </w:r>
           </w:p>
@@ -856,50 +668,28 @@
       </w:tr>
       <w:tr>
         <w:tc>
-          <w:tcPr>
-            <w:tcMar>
-              <w:top w:w="40" w:type="dxa"/>
-              <w:bottom w:w="40" w:type="dxa"/>
-              <w:left w:w="60" w:type="dxa"/>
-              <w:right w:w="60" w:type="dxa"/>
-            </w:tcMar>
-          </w:tcPr>
+          <w:tcPr/>
           <w:p>
             <w:pPr>
               <w:pStyle w:val="Compact"/>
-              <w:spacing w:before="0" w:after="40" w:line="264" w:lineRule="auto"/>
               <w:jc w:val="left"/>
             </w:pPr>
             <w:r>
               <w:rPr>
                 <w:rStyle w:val="VerbatimChar"/>
-                <w:rFonts w:ascii="Calibri" w:hAnsi="Calibri"/>
-                <w:sz w:val="18"/>
               </w:rPr>
               <w:t xml:space="preserve">NotificationMailService</w:t>
             </w:r>
           </w:p>
         </w:tc>
         <w:tc>
-          <w:tcPr>
-            <w:tcMar>
-              <w:top w:w="40" w:type="dxa"/>
-              <w:bottom w:w="40" w:type="dxa"/>
-              <w:left w:w="60" w:type="dxa"/>
-              <w:right w:w="60" w:type="dxa"/>
-            </w:tcMar>
-          </w:tcPr>
+          <w:tcPr/>
           <w:p>
             <w:pPr>
               <w:pStyle w:val="Compact"/>
-              <w:spacing w:before="0" w:after="40" w:line="264" w:lineRule="auto"/>
               <w:jc w:val="left"/>
             </w:pPr>
             <w:r>
-              <w:rPr>
-                <w:rFonts w:ascii="Calibri" w:hAnsi="Calibri"/>
-                <w:sz w:val="18"/>
-              </w:rPr>
               <w:t xml:space="preserve">Send interface</w:t>
             </w:r>
           </w:p>
@@ -907,50 +697,28 @@
       </w:tr>
       <w:tr>
         <w:tc>
-          <w:tcPr>
-            <w:tcMar>
-              <w:top w:w="40" w:type="dxa"/>
-              <w:bottom w:w="40" w:type="dxa"/>
-              <w:left w:w="60" w:type="dxa"/>
-              <w:right w:w="60" w:type="dxa"/>
-            </w:tcMar>
-          </w:tcPr>
+          <w:tcPr/>
           <w:p>
             <w:pPr>
               <w:pStyle w:val="Compact"/>
-              <w:spacing w:before="0" w:after="40" w:line="264" w:lineRule="auto"/>
               <w:jc w:val="left"/>
             </w:pPr>
             <w:r>
               <w:rPr>
                 <w:rStyle w:val="VerbatimChar"/>
-                <w:rFonts w:ascii="Calibri" w:hAnsi="Calibri"/>
-                <w:sz w:val="18"/>
               </w:rPr>
               <w:t xml:space="preserve">SmtpNotificationMailService</w:t>
             </w:r>
           </w:p>
         </w:tc>
         <w:tc>
-          <w:tcPr>
-            <w:tcMar>
-              <w:top w:w="40" w:type="dxa"/>
-              <w:bottom w:w="40" w:type="dxa"/>
-              <w:left w:w="60" w:type="dxa"/>
-              <w:right w:w="60" w:type="dxa"/>
-            </w:tcMar>
-          </w:tcPr>
+          <w:tcPr/>
           <w:p>
             <w:pPr>
               <w:pStyle w:val="Compact"/>
-              <w:spacing w:before="0" w:after="40" w:line="264" w:lineRule="auto"/>
               <w:jc w:val="left"/>
             </w:pPr>
             <w:r>
-              <w:rPr>
-                <w:rFonts w:ascii="Calibri" w:hAnsi="Calibri"/>
-                <w:sz w:val="18"/>
-              </w:rPr>
               <w:t xml:space="preserve">Default (Mailpit / SMTP)</w:t>
             </w:r>
           </w:p>
@@ -958,65 +726,37 @@
       </w:tr>
       <w:tr>
         <w:tc>
-          <w:tcPr>
-            <w:tcMar>
-              <w:top w:w="40" w:type="dxa"/>
-              <w:bottom w:w="40" w:type="dxa"/>
-              <w:left w:w="60" w:type="dxa"/>
-              <w:right w:w="60" w:type="dxa"/>
-            </w:tcMar>
-          </w:tcPr>
+          <w:tcPr/>
           <w:p>
             <w:pPr>
               <w:pStyle w:val="Compact"/>
-              <w:spacing w:before="0" w:after="40" w:line="264" w:lineRule="auto"/>
               <w:jc w:val="left"/>
             </w:pPr>
             <w:r>
               <w:rPr>
                 <w:rStyle w:val="VerbatimChar"/>
-                <w:rFonts w:ascii="Calibri" w:hAnsi="Calibri"/>
-                <w:sz w:val="18"/>
               </w:rPr>
               <w:t xml:space="preserve">SendGridNotificationMailService</w:t>
             </w:r>
           </w:p>
         </w:tc>
         <w:tc>
-          <w:tcPr>
-            <w:tcMar>
-              <w:top w:w="40" w:type="dxa"/>
-              <w:bottom w:w="40" w:type="dxa"/>
-              <w:left w:w="60" w:type="dxa"/>
-              <w:right w:w="60" w:type="dxa"/>
-            </w:tcMar>
-          </w:tcPr>
+          <w:tcPr/>
           <w:p>
             <w:pPr>
               <w:pStyle w:val="Compact"/>
-              <w:spacing w:before="0" w:after="40" w:line="264" w:lineRule="auto"/>
               <w:jc w:val="left"/>
             </w:pPr>
             <w:r>
               <w:rPr>
                 <w:rStyle w:val="VerbatimChar"/>
-                <w:rFonts w:ascii="Calibri" w:hAnsi="Calibri"/>
-                <w:sz w:val="18"/>
               </w:rPr>
               <w:t xml:space="preserve">@Primary</w:t>
             </w:r>
             <w:r>
-              <w:rPr>
-                <w:rFonts w:ascii="Calibri" w:hAnsi="Calibri"/>
-                <w:sz w:val="18"/>
-              </w:rPr>
               <w:t xml:space="preserve"> </w:t>
             </w:r>
             <w:r>
-              <w:rPr>
-                <w:rFonts w:ascii="Calibri" w:hAnsi="Calibri"/>
-                <w:sz w:val="18"/>
-              </w:rPr>
               <w:t xml:space="preserve">when transport=sendgrid</w:t>
             </w:r>
           </w:p>
@@ -1045,17 +785,9 @@
     <w:tbl>
       <w:tblPr>
         <w:tblStyle w:val="Table"/>
-        <w:tblW w:type="pct" w:w="5000"/>
-        <w:tblLayout w:type="autofit"/>
+        <w:tblW w:type="pct" w:w="4865"/>
+        <w:tblLayout w:type="fixed"/>
         <w:tblLook w:firstRow="1" w:lastRow="0" w:firstColumn="0" w:lastColumn="0" w:noHBand="0" w:noVBand="0" w:val="0020"/>
-        <w:tblBorders>
-          <w:top w:val="single" w:sz="4" w:space="0" w:color="CBD5E0"/>
-          <w:left w:val="single" w:sz="4" w:space="0" w:color="CBD5E0"/>
-          <w:bottom w:val="single" w:sz="4" w:space="0" w:color="CBD5E0"/>
-          <w:right w:val="single" w:sz="4" w:space="0" w:color="CBD5E0"/>
-          <w:insideH w:val="single" w:sz="4" w:space="0" w:color="CBD5E0"/>
-          <w:insideV w:val="single" w:sz="4" w:space="0" w:color="CBD5E0"/>
-        </w:tblBorders>
       </w:tblPr>
       <w:tblGrid>
         <w:gridCol w:w="2461"/>
@@ -1067,82 +799,37 @@
           <w:tblHeader w:val="on"/>
         </w:trPr>
         <w:tc>
-          <w:tcPr>
-            <w:tcMar>
-              <w:top w:w="40" w:type="dxa"/>
-              <w:bottom w:w="40" w:type="dxa"/>
-              <w:left w:w="60" w:type="dxa"/>
-              <w:right w:w="60" w:type="dxa"/>
-            </w:tcMar>
-            <w:shd w:fill="1A365D" w:val="clear"/>
-          </w:tcPr>
+          <w:tcPr/>
           <w:p>
             <w:pPr>
               <w:pStyle w:val="Compact"/>
-              <w:spacing w:before="0" w:after="40" w:line="264" w:lineRule="auto"/>
               <w:jc w:val="left"/>
             </w:pPr>
             <w:r>
-              <w:rPr>
-                <w:rFonts w:ascii="Calibri" w:hAnsi="Calibri"/>
-                <w:b/>
-                <w:color w:val="FFFFFF"/>
-                <w:sz w:val="18"/>
-              </w:rPr>
               <w:t xml:space="preserve">Action</w:t>
             </w:r>
           </w:p>
         </w:tc>
         <w:tc>
-          <w:tcPr>
-            <w:tcMar>
-              <w:top w:w="40" w:type="dxa"/>
-              <w:bottom w:w="40" w:type="dxa"/>
-              <w:left w:w="60" w:type="dxa"/>
-              <w:right w:w="60" w:type="dxa"/>
-            </w:tcMar>
-            <w:shd w:fill="1A365D" w:val="clear"/>
-          </w:tcPr>
+          <w:tcPr/>
           <w:p>
             <w:pPr>
               <w:pStyle w:val="Compact"/>
-              <w:spacing w:before="0" w:after="40" w:line="264" w:lineRule="auto"/>
               <w:jc w:val="left"/>
             </w:pPr>
             <w:r>
-              <w:rPr>
-                <w:rFonts w:ascii="Calibri" w:hAnsi="Calibri"/>
-                <w:b/>
-                <w:color w:val="FFFFFF"/>
-                <w:sz w:val="18"/>
-              </w:rPr>
               <w:t xml:space="preserve">When</w:t>
             </w:r>
           </w:p>
         </w:tc>
         <w:tc>
-          <w:tcPr>
-            <w:tcMar>
-              <w:top w:w="40" w:type="dxa"/>
-              <w:bottom w:w="40" w:type="dxa"/>
-              <w:left w:w="60" w:type="dxa"/>
-              <w:right w:w="60" w:type="dxa"/>
-            </w:tcMar>
-            <w:shd w:fill="1A365D" w:val="clear"/>
-          </w:tcPr>
+          <w:tcPr/>
           <w:p>
             <w:pPr>
               <w:pStyle w:val="Compact"/>
-              <w:spacing w:before="0" w:after="40" w:line="264" w:lineRule="auto"/>
               <w:jc w:val="left"/>
             </w:pPr>
             <w:r>
-              <w:rPr>
-                <w:rFonts w:ascii="Calibri" w:hAnsi="Calibri"/>
-                <w:b/>
-                <w:color w:val="FFFFFF"/>
-                <w:sz w:val="18"/>
-              </w:rPr>
               <w:t xml:space="preserve">Recipient</w:t>
             </w:r>
           </w:p>
@@ -1150,74 +837,40 @@
       </w:tr>
       <w:tr>
         <w:tc>
-          <w:tcPr>
-            <w:tcMar>
-              <w:top w:w="40" w:type="dxa"/>
-              <w:bottom w:w="40" w:type="dxa"/>
-              <w:left w:w="60" w:type="dxa"/>
-              <w:right w:w="60" w:type="dxa"/>
-            </w:tcMar>
-          </w:tcPr>
+          <w:tcPr/>
           <w:p>
             <w:pPr>
               <w:pStyle w:val="Compact"/>
-              <w:spacing w:before="0" w:after="40" w:line="264" w:lineRule="auto"/>
               <w:jc w:val="left"/>
             </w:pPr>
             <w:r>
               <w:rPr>
                 <w:rStyle w:val="VerbatimChar"/>
-                <w:rFonts w:ascii="Calibri" w:hAnsi="Calibri"/>
-                <w:sz w:val="18"/>
               </w:rPr>
               <w:t xml:space="preserve">ACCOUNT_OPENED</w:t>
             </w:r>
           </w:p>
         </w:tc>
         <w:tc>
-          <w:tcPr>
-            <w:tcMar>
-              <w:top w:w="40" w:type="dxa"/>
-              <w:bottom w:w="40" w:type="dxa"/>
-              <w:left w:w="60" w:type="dxa"/>
-              <w:right w:w="60" w:type="dxa"/>
-            </w:tcMar>
-          </w:tcPr>
+          <w:tcPr/>
           <w:p>
             <w:pPr>
               <w:pStyle w:val="Compact"/>
-              <w:spacing w:before="0" w:after="40" w:line="264" w:lineRule="auto"/>
               <w:jc w:val="left"/>
             </w:pPr>
             <w:r>
-              <w:rPr>
-                <w:rFonts w:ascii="Calibri" w:hAnsi="Calibri"/>
-                <w:sz w:val="18"/>
-              </w:rPr>
               <w:t xml:space="preserve">After open account save</w:t>
             </w:r>
           </w:p>
         </w:tc>
         <w:tc>
-          <w:tcPr>
-            <w:tcMar>
-              <w:top w:w="40" w:type="dxa"/>
-              <w:bottom w:w="40" w:type="dxa"/>
-              <w:left w:w="60" w:type="dxa"/>
-              <w:right w:w="60" w:type="dxa"/>
-            </w:tcMar>
-          </w:tcPr>
+          <w:tcPr/>
           <w:p>
             <w:pPr>
               <w:pStyle w:val="Compact"/>
-              <w:spacing w:before="0" w:after="40" w:line="264" w:lineRule="auto"/>
               <w:jc w:val="left"/>
             </w:pPr>
             <w:r>
-              <w:rPr>
-                <w:rFonts w:ascii="Calibri" w:hAnsi="Calibri"/>
-                <w:sz w:val="18"/>
-              </w:rPr>
               <w:t xml:space="preserve">Customer email</w:t>
             </w:r>
           </w:p>
@@ -1225,74 +878,40 @@
       </w:tr>
       <w:tr>
         <w:tc>
-          <w:tcPr>
-            <w:tcMar>
-              <w:top w:w="40" w:type="dxa"/>
-              <w:bottom w:w="40" w:type="dxa"/>
-              <w:left w:w="60" w:type="dxa"/>
-              <w:right w:w="60" w:type="dxa"/>
-            </w:tcMar>
-          </w:tcPr>
+          <w:tcPr/>
           <w:p>
             <w:pPr>
               <w:pStyle w:val="Compact"/>
-              <w:spacing w:before="0" w:after="40" w:line="264" w:lineRule="auto"/>
               <w:jc w:val="left"/>
             </w:pPr>
             <w:r>
               <w:rPr>
                 <w:rStyle w:val="VerbatimChar"/>
-                <w:rFonts w:ascii="Calibri" w:hAnsi="Calibri"/>
-                <w:sz w:val="18"/>
               </w:rPr>
               <w:t xml:space="preserve">DEPOSIT_COMPLETE</w:t>
             </w:r>
           </w:p>
         </w:tc>
         <w:tc>
-          <w:tcPr>
-            <w:tcMar>
-              <w:top w:w="40" w:type="dxa"/>
-              <w:bottom w:w="40" w:type="dxa"/>
-              <w:left w:w="60" w:type="dxa"/>
-              <w:right w:w="60" w:type="dxa"/>
-            </w:tcMar>
-          </w:tcPr>
+          <w:tcPr/>
           <w:p>
             <w:pPr>
               <w:pStyle w:val="Compact"/>
-              <w:spacing w:before="0" w:after="40" w:line="264" w:lineRule="auto"/>
               <w:jc w:val="left"/>
             </w:pPr>
             <w:r>
-              <w:rPr>
-                <w:rFonts w:ascii="Calibri" w:hAnsi="Calibri"/>
-                <w:sz w:val="18"/>
-              </w:rPr>
               <w:t xml:space="preserve">After deposit</w:t>
             </w:r>
           </w:p>
         </w:tc>
         <w:tc>
-          <w:tcPr>
-            <w:tcMar>
-              <w:top w:w="40" w:type="dxa"/>
-              <w:bottom w:w="40" w:type="dxa"/>
-              <w:left w:w="60" w:type="dxa"/>
-              <w:right w:w="60" w:type="dxa"/>
-            </w:tcMar>
-          </w:tcPr>
+          <w:tcPr/>
           <w:p>
             <w:pPr>
               <w:pStyle w:val="Compact"/>
-              <w:spacing w:before="0" w:after="40" w:line="264" w:lineRule="auto"/>
               <w:jc w:val="left"/>
             </w:pPr>
             <w:r>
-              <w:rPr>
-                <w:rFonts w:ascii="Calibri" w:hAnsi="Calibri"/>
-                <w:sz w:val="18"/>
-              </w:rPr>
               <w:t xml:space="preserve">Customer email</w:t>
             </w:r>
           </w:p>
@@ -1300,74 +919,40 @@
       </w:tr>
       <w:tr>
         <w:tc>
-          <w:tcPr>
-            <w:tcMar>
-              <w:top w:w="40" w:type="dxa"/>
-              <w:bottom w:w="40" w:type="dxa"/>
-              <w:left w:w="60" w:type="dxa"/>
-              <w:right w:w="60" w:type="dxa"/>
-            </w:tcMar>
-          </w:tcPr>
+          <w:tcPr/>
           <w:p>
             <w:pPr>
               <w:pStyle w:val="Compact"/>
-              <w:spacing w:before="0" w:after="40" w:line="264" w:lineRule="auto"/>
               <w:jc w:val="left"/>
             </w:pPr>
             <w:r>
               <w:rPr>
                 <w:rStyle w:val="VerbatimChar"/>
-                <w:rFonts w:ascii="Calibri" w:hAnsi="Calibri"/>
-                <w:sz w:val="18"/>
               </w:rPr>
               <w:t xml:space="preserve">WITHDRAW_COMPLETE</w:t>
             </w:r>
           </w:p>
         </w:tc>
         <w:tc>
-          <w:tcPr>
-            <w:tcMar>
-              <w:top w:w="40" w:type="dxa"/>
-              <w:bottom w:w="40" w:type="dxa"/>
-              <w:left w:w="60" w:type="dxa"/>
-              <w:right w:w="60" w:type="dxa"/>
-            </w:tcMar>
-          </w:tcPr>
+          <w:tcPr/>
           <w:p>
             <w:pPr>
               <w:pStyle w:val="Compact"/>
-              <w:spacing w:before="0" w:after="40" w:line="264" w:lineRule="auto"/>
               <w:jc w:val="left"/>
             </w:pPr>
             <w:r>
-              <w:rPr>
-                <w:rFonts w:ascii="Calibri" w:hAnsi="Calibri"/>
-                <w:sz w:val="18"/>
-              </w:rPr>
               <w:t xml:space="preserve">After withdraw</w:t>
             </w:r>
           </w:p>
         </w:tc>
         <w:tc>
-          <w:tcPr>
-            <w:tcMar>
-              <w:top w:w="40" w:type="dxa"/>
-              <w:bottom w:w="40" w:type="dxa"/>
-              <w:left w:w="60" w:type="dxa"/>
-              <w:right w:w="60" w:type="dxa"/>
-            </w:tcMar>
-          </w:tcPr>
+          <w:tcPr/>
           <w:p>
             <w:pPr>
               <w:pStyle w:val="Compact"/>
-              <w:spacing w:before="0" w:after="40" w:line="264" w:lineRule="auto"/>
               <w:jc w:val="left"/>
             </w:pPr>
             <w:r>
-              <w:rPr>
-                <w:rFonts w:ascii="Calibri" w:hAnsi="Calibri"/>
-                <w:sz w:val="18"/>
-              </w:rPr>
               <w:t xml:space="preserve">Customer email</w:t>
             </w:r>
           </w:p>
@@ -1375,88 +960,46 @@
       </w:tr>
       <w:tr>
         <w:tc>
-          <w:tcPr>
-            <w:tcMar>
-              <w:top w:w="40" w:type="dxa"/>
-              <w:bottom w:w="40" w:type="dxa"/>
-              <w:left w:w="60" w:type="dxa"/>
-              <w:right w:w="60" w:type="dxa"/>
-            </w:tcMar>
-          </w:tcPr>
+          <w:tcPr/>
           <w:p>
             <w:pPr>
               <w:pStyle w:val="Compact"/>
-              <w:spacing w:before="0" w:after="40" w:line="264" w:lineRule="auto"/>
               <w:jc w:val="left"/>
             </w:pPr>
             <w:r>
               <w:rPr>
                 <w:rStyle w:val="VerbatimChar"/>
-                <w:rFonts w:ascii="Calibri" w:hAnsi="Calibri"/>
-                <w:sz w:val="18"/>
               </w:rPr>
               <w:t xml:space="preserve">TRANSFER_SUCCESS</w:t>
             </w:r>
           </w:p>
         </w:tc>
         <w:tc>
-          <w:tcPr>
-            <w:tcMar>
-              <w:top w:w="40" w:type="dxa"/>
-              <w:bottom w:w="40" w:type="dxa"/>
-              <w:left w:w="60" w:type="dxa"/>
-              <w:right w:w="60" w:type="dxa"/>
-            </w:tcMar>
-          </w:tcPr>
+          <w:tcPr/>
           <w:p>
             <w:pPr>
               <w:pStyle w:val="Compact"/>
-              <w:spacing w:before="0" w:after="40" w:line="264" w:lineRule="auto"/>
               <w:jc w:val="left"/>
             </w:pPr>
             <w:r>
-              <w:rPr>
-                <w:rFonts w:ascii="Calibri" w:hAnsi="Calibri"/>
-                <w:sz w:val="18"/>
-              </w:rPr>
               <w:t xml:space="preserve">After transfer</w:t>
             </w:r>
           </w:p>
         </w:tc>
         <w:tc>
-          <w:tcPr>
-            <w:tcMar>
-              <w:top w:w="40" w:type="dxa"/>
-              <w:bottom w:w="40" w:type="dxa"/>
-              <w:left w:w="60" w:type="dxa"/>
-              <w:right w:w="60" w:type="dxa"/>
-            </w:tcMar>
-          </w:tcPr>
+          <w:tcPr/>
           <w:p>
             <w:pPr>
               <w:pStyle w:val="Compact"/>
-              <w:spacing w:before="0" w:after="40" w:line="264" w:lineRule="auto"/>
               <w:jc w:val="left"/>
             </w:pPr>
             <w:r>
-              <w:rPr>
-                <w:rFonts w:ascii="Calibri" w:hAnsi="Calibri"/>
-                <w:sz w:val="18"/>
-              </w:rPr>
               <w:t xml:space="preserve">Destination</w:t>
             </w:r>
             <w:r>
-              <w:rPr>
-                <w:rFonts w:ascii="Calibri" w:hAnsi="Calibri"/>
-                <w:sz w:val="18"/>
-              </w:rPr>
               <w:t xml:space="preserve"> </w:t>
             </w:r>
             <w:r>
-              <w:rPr>
-                <w:rFonts w:ascii="Calibri" w:hAnsi="Calibri"/>
-                <w:sz w:val="18"/>
-              </w:rPr>
               <w:t xml:space="preserve">customer email</w:t>
             </w:r>
           </w:p>
@@ -1526,8 +1069,6 @@
     <w:p>
       <w:pPr>
         <w:pStyle w:val="FirstParagraph"/>
-        <w:spacing w:after="160" w:line="276" w:lineRule="auto"/>
-        <w:jc w:val="left"/>
       </w:pPr>
       <w:r>
         <w:t xml:space="preserve">See</w:t>
@@ -1611,8 +1152,6 @@
           <w:ilvl w:val="0"/>
           <w:numId w:val="1002"/>
         </w:numPr>
-        <w:spacing w:after="160" w:line="276" w:lineRule="auto"/>
-        <w:jc w:val="left"/>
       </w:pPr>
       <w:r>
         <w:t xml:space="preserve">Notify</w:t>
@@ -1641,8 +1180,6 @@
           <w:ilvl w:val="0"/>
           <w:numId w:val="1002"/>
         </w:numPr>
-        <w:spacing w:after="160" w:line="276" w:lineRule="auto"/>
-        <w:jc w:val="left"/>
       </w:pPr>
       <w:r>
         <w:t xml:space="preserve">Outbox pattern for DB+Kafka atomicity</w:t>
@@ -1655,8 +1192,6 @@
           <w:ilvl w:val="0"/>
           <w:numId w:val="1002"/>
         </w:numPr>
-        <w:spacing w:after="160" w:line="276" w:lineRule="auto"/>
-        <w:jc w:val="left"/>
       </w:pPr>
       <w:r>
         <w:t xml:space="preserve">Customer create / status-change events</w:t>
@@ -1669,8 +1204,6 @@
           <w:ilvl w:val="0"/>
           <w:numId w:val="1002"/>
         </w:numPr>
-        <w:spacing w:after="160" w:line="276" w:lineRule="auto"/>
-        <w:jc w:val="left"/>
       </w:pPr>
       <w:r>
         <w:t xml:space="preserve">Domain authentication (SPF/DKIM) on SendGrid to reduce Spam</w:t>
@@ -1690,16 +1223,8 @@
       <w:tblPr>
         <w:tblStyle w:val="Table"/>
         <w:tblW w:type="pct" w:w="5000"/>
-        <w:tblLayout w:type="autofit"/>
+        <w:tblLayout w:type="fixed"/>
         <w:tblLook w:firstRow="1" w:lastRow="0" w:firstColumn="0" w:lastColumn="0" w:noHBand="0" w:noVBand="0" w:val="0020"/>
-        <w:tblBorders>
-          <w:top w:val="single" w:sz="4" w:space="0" w:color="CBD5E0"/>
-          <w:left w:val="single" w:sz="4" w:space="0" w:color="CBD5E0"/>
-          <w:bottom w:val="single" w:sz="4" w:space="0" w:color="CBD5E0"/>
-          <w:right w:val="single" w:sz="4" w:space="0" w:color="CBD5E0"/>
-          <w:insideH w:val="single" w:sz="4" w:space="0" w:color="CBD5E0"/>
-          <w:insideV w:val="single" w:sz="4" w:space="0" w:color="CBD5E0"/>
-        </w:tblBorders>
       </w:tblPr>
       <w:tblGrid>
         <w:gridCol w:w="1920"/>
@@ -1711,79 +1236,34 @@
           <w:tblHeader w:val="on"/>
         </w:trPr>
         <w:tc>
-          <w:tcPr>
-            <w:tcMar>
-              <w:top w:w="40" w:type="dxa"/>
-              <w:bottom w:w="40" w:type="dxa"/>
-              <w:left w:w="60" w:type="dxa"/>
-              <w:right w:w="60" w:type="dxa"/>
-            </w:tcMar>
-            <w:shd w:fill="1A365D" w:val="clear"/>
-          </w:tcPr>
+          <w:tcPr/>
           <w:p>
             <w:pPr>
               <w:pStyle w:val="Compact"/>
-              <w:spacing w:before="0" w:after="40" w:line="264" w:lineRule="auto"/>
             </w:pPr>
             <w:r>
-              <w:rPr>
-                <w:rFonts w:ascii="Calibri" w:hAnsi="Calibri"/>
-                <w:b/>
-                <w:color w:val="FFFFFF"/>
-                <w:sz w:val="18"/>
-              </w:rPr>
               <w:t xml:space="preserve">Change</w:t>
             </w:r>
           </w:p>
         </w:tc>
         <w:tc>
-          <w:tcPr>
-            <w:tcMar>
-              <w:top w:w="40" w:type="dxa"/>
-              <w:bottom w:w="40" w:type="dxa"/>
-              <w:left w:w="60" w:type="dxa"/>
-              <w:right w:w="60" w:type="dxa"/>
-            </w:tcMar>
-            <w:shd w:fill="1A365D" w:val="clear"/>
-          </w:tcPr>
+          <w:tcPr/>
           <w:p>
             <w:pPr>
               <w:pStyle w:val="Compact"/>
-              <w:spacing w:before="0" w:after="40" w:line="264" w:lineRule="auto"/>
             </w:pPr>
             <w:r>
-              <w:rPr>
-                <w:rFonts w:ascii="Calibri" w:hAnsi="Calibri"/>
-                <w:b/>
-                <w:color w:val="FFFFFF"/>
-                <w:sz w:val="18"/>
-              </w:rPr>
               <w:t xml:space="preserve">Files / classes</w:t>
             </w:r>
           </w:p>
         </w:tc>
         <w:tc>
-          <w:tcPr>
-            <w:tcMar>
-              <w:top w:w="40" w:type="dxa"/>
-              <w:bottom w:w="40" w:type="dxa"/>
-              <w:left w:w="60" w:type="dxa"/>
-              <w:right w:w="60" w:type="dxa"/>
-            </w:tcMar>
-            <w:shd w:fill="1A365D" w:val="clear"/>
-          </w:tcPr>
+          <w:tcPr/>
           <w:p>
             <w:pPr>
               <w:pStyle w:val="Compact"/>
-              <w:spacing w:before="0" w:after="40" w:line="264" w:lineRule="auto"/>
             </w:pPr>
             <w:r>
-              <w:rPr>
-                <w:rFonts w:ascii="Calibri" w:hAnsi="Calibri"/>
-                <w:b/>
-                <w:color w:val="FFFFFF"/>
-                <w:sz w:val="18"/>
-              </w:rPr>
               <w:t xml:space="preserve">Impact</w:t>
             </w:r>
           </w:p>
@@ -1791,114 +1271,58 @@
       </w:tr>
       <w:tr>
         <w:tc>
-          <w:tcPr>
-            <w:tcMar>
-              <w:top w:w="40" w:type="dxa"/>
-              <w:bottom w:w="40" w:type="dxa"/>
-              <w:left w:w="60" w:type="dxa"/>
-              <w:right w:w="60" w:type="dxa"/>
-            </w:tcMar>
-          </w:tcPr>
+          <w:tcPr/>
           <w:p>
             <w:pPr>
               <w:pStyle w:val="Compact"/>
-              <w:spacing w:before="0" w:after="40" w:line="264" w:lineRule="auto"/>
             </w:pPr>
             <w:r>
-              <w:rPr>
-                <w:rFonts w:ascii="Calibri" w:hAnsi="Calibri"/>
-                <w:sz w:val="18"/>
-              </w:rPr>
               <w:t xml:space="preserve">New event type</w:t>
             </w:r>
           </w:p>
         </w:tc>
         <w:tc>
-          <w:tcPr>
-            <w:tcMar>
-              <w:top w:w="40" w:type="dxa"/>
-              <w:bottom w:w="40" w:type="dxa"/>
-              <w:left w:w="60" w:type="dxa"/>
-              <w:right w:w="60" w:type="dxa"/>
-            </w:tcMar>
-          </w:tcPr>
+          <w:tcPr/>
           <w:p>
             <w:pPr>
               <w:pStyle w:val="Compact"/>
-              <w:spacing w:before="0" w:after="40" w:line="264" w:lineRule="auto"/>
             </w:pPr>
             <w:r>
               <w:rPr>
                 <w:rStyle w:val="VerbatimChar"/>
-                <w:rFonts w:ascii="Calibri" w:hAnsi="Calibri"/>
-                <w:sz w:val="18"/>
               </w:rPr>
               <w:t xml:space="preserve">AccountServiceImpl</w:t>
             </w:r>
             <w:r>
-              <w:rPr>
-                <w:rFonts w:ascii="Calibri" w:hAnsi="Calibri"/>
-                <w:sz w:val="18"/>
-              </w:rPr>
               <w:t xml:space="preserve"> </w:t>
             </w:r>
             <w:r>
-              <w:rPr>
-                <w:rFonts w:ascii="Calibri" w:hAnsi="Calibri"/>
-                <w:sz w:val="18"/>
-              </w:rPr>
               <w:t xml:space="preserve">publish +</w:t>
             </w:r>
             <w:r>
-              <w:rPr>
-                <w:rFonts w:ascii="Calibri" w:hAnsi="Calibri"/>
-                <w:sz w:val="18"/>
-              </w:rPr>
               <w:t xml:space="preserve"> </w:t>
             </w:r>
             <w:r>
               <w:rPr>
                 <w:rStyle w:val="VerbatimChar"/>
-                <w:rFonts w:ascii="Calibri" w:hAnsi="Calibri"/>
-                <w:sz w:val="18"/>
               </w:rPr>
               <w:t xml:space="preserve">NotificationEmailComposer</w:t>
             </w:r>
             <w:r>
-              <w:rPr>
-                <w:rFonts w:ascii="Calibri" w:hAnsi="Calibri"/>
-                <w:sz w:val="18"/>
-              </w:rPr>
               <w:t xml:space="preserve"> </w:t>
             </w:r>
             <w:r>
-              <w:rPr>
-                <w:rFonts w:ascii="Calibri" w:hAnsi="Calibri"/>
-                <w:sz w:val="18"/>
-              </w:rPr>
               <w:t xml:space="preserve">titles</w:t>
             </w:r>
           </w:p>
         </w:tc>
         <w:tc>
-          <w:tcPr>
-            <w:tcMar>
-              <w:top w:w="40" w:type="dxa"/>
-              <w:bottom w:w="40" w:type="dxa"/>
-              <w:left w:w="60" w:type="dxa"/>
-              <w:right w:w="60" w:type="dxa"/>
-            </w:tcMar>
-          </w:tcPr>
+          <w:tcPr/>
           <w:p>
             <w:pPr>
               <w:pStyle w:val="Compact"/>
-              <w:spacing w:before="0" w:after="40" w:line="264" w:lineRule="auto"/>
             </w:pPr>
             <w:r>
-              <w:rPr>
-                <w:rFonts w:ascii="Calibri" w:hAnsi="Calibri"/>
-                <w:sz w:val="18"/>
-              </w:rPr>
               <w:t xml:space="preserve">Consumer auto-sends</w:t>
             </w:r>
           </w:p>
@@ -1906,114 +1330,58 @@
       </w:tr>
       <w:tr>
         <w:tc>
-          <w:tcPr>
-            <w:tcMar>
-              <w:top w:w="40" w:type="dxa"/>
-              <w:bottom w:w="40" w:type="dxa"/>
-              <w:left w:w="60" w:type="dxa"/>
-              <w:right w:w="60" w:type="dxa"/>
-            </w:tcMar>
-          </w:tcPr>
+          <w:tcPr/>
           <w:p>
             <w:pPr>
               <w:pStyle w:val="Compact"/>
-              <w:spacing w:before="0" w:after="40" w:line="264" w:lineRule="auto"/>
             </w:pPr>
             <w:r>
-              <w:rPr>
-                <w:rFonts w:ascii="Calibri" w:hAnsi="Calibri"/>
-                <w:sz w:val="18"/>
-              </w:rPr>
               <w:t xml:space="preserve">Change mail provider</w:t>
             </w:r>
           </w:p>
         </w:tc>
         <w:tc>
-          <w:tcPr>
-            <w:tcMar>
-              <w:top w:w="40" w:type="dxa"/>
-              <w:bottom w:w="40" w:type="dxa"/>
-              <w:left w:w="60" w:type="dxa"/>
-              <w:right w:w="60" w:type="dxa"/>
-            </w:tcMar>
-          </w:tcPr>
+          <w:tcPr/>
           <w:p>
             <w:pPr>
               <w:pStyle w:val="Compact"/>
-              <w:spacing w:before="0" w:after="40" w:line="264" w:lineRule="auto"/>
             </w:pPr>
             <w:r>
-              <w:rPr>
-                <w:rFonts w:ascii="Calibri" w:hAnsi="Calibri"/>
-                <w:sz w:val="18"/>
-              </w:rPr>
               <w:t xml:space="preserve">New</w:t>
             </w:r>
             <w:r>
-              <w:rPr>
-                <w:rFonts w:ascii="Calibri" w:hAnsi="Calibri"/>
-                <w:sz w:val="18"/>
-              </w:rPr>
               <w:t xml:space="preserve"> </w:t>
             </w:r>
             <w:r>
               <w:rPr>
                 <w:rStyle w:val="VerbatimChar"/>
-                <w:rFonts w:ascii="Calibri" w:hAnsi="Calibri"/>
-                <w:sz w:val="18"/>
               </w:rPr>
               <w:t xml:space="preserve">NotificationMailService</w:t>
             </w:r>
             <w:r>
-              <w:rPr>
-                <w:rFonts w:ascii="Calibri" w:hAnsi="Calibri"/>
-                <w:sz w:val="18"/>
-              </w:rPr>
               <w:t xml:space="preserve"> </w:t>
             </w:r>
             <w:r>
-              <w:rPr>
-                <w:rFonts w:ascii="Calibri" w:hAnsi="Calibri"/>
-                <w:sz w:val="18"/>
-              </w:rPr>
               <w:t xml:space="preserve">+</w:t>
             </w:r>
             <w:r>
-              <w:rPr>
-                <w:rFonts w:ascii="Calibri" w:hAnsi="Calibri"/>
-                <w:sz w:val="18"/>
-              </w:rPr>
               <w:t xml:space="preserve"> </w:t>
             </w:r>
             <w:r>
               <w:rPr>
                 <w:rStyle w:val="VerbatimChar"/>
-                <w:rFonts w:ascii="Calibri" w:hAnsi="Calibri"/>
-                <w:sz w:val="18"/>
               </w:rPr>
               <w:t xml:space="preserve">@ConditionalOnProperty</w:t>
             </w:r>
           </w:p>
         </w:tc>
         <w:tc>
-          <w:tcPr>
-            <w:tcMar>
-              <w:top w:w="40" w:type="dxa"/>
-              <w:bottom w:w="40" w:type="dxa"/>
-              <w:left w:w="60" w:type="dxa"/>
-              <w:right w:w="60" w:type="dxa"/>
-            </w:tcMar>
-          </w:tcPr>
+          <w:tcPr/>
           <w:p>
             <w:pPr>
               <w:pStyle w:val="Compact"/>
-              <w:spacing w:before="0" w:after="40" w:line="264" w:lineRule="auto"/>
             </w:pPr>
             <w:r>
-              <w:rPr>
-                <w:rFonts w:ascii="Calibri" w:hAnsi="Calibri"/>
-                <w:sz w:val="18"/>
-              </w:rPr>
               <w:t xml:space="preserve">Render/local env</w:t>
             </w:r>
           </w:p>
@@ -2021,85 +1389,43 @@
       </w:tr>
       <w:tr>
         <w:tc>
-          <w:tcPr>
-            <w:tcMar>
-              <w:top w:w="40" w:type="dxa"/>
-              <w:bottom w:w="40" w:type="dxa"/>
-              <w:left w:w="60" w:type="dxa"/>
-              <w:right w:w="60" w:type="dxa"/>
-            </w:tcMar>
-          </w:tcPr>
+          <w:tcPr/>
           <w:p>
             <w:pPr>
               <w:pStyle w:val="Compact"/>
-              <w:spacing w:before="0" w:after="40" w:line="264" w:lineRule="auto"/>
             </w:pPr>
             <w:r>
-              <w:rPr>
-                <w:rFonts w:ascii="Calibri" w:hAnsi="Calibri"/>
-                <w:sz w:val="18"/>
-              </w:rPr>
               <w:t xml:space="preserve">Topic rename</w:t>
             </w:r>
           </w:p>
         </w:tc>
         <w:tc>
-          <w:tcPr>
-            <w:tcMar>
-              <w:top w:w="40" w:type="dxa"/>
-              <w:bottom w:w="40" w:type="dxa"/>
-              <w:left w:w="60" w:type="dxa"/>
-              <w:right w:w="60" w:type="dxa"/>
-            </w:tcMar>
-          </w:tcPr>
+          <w:tcPr/>
           <w:p>
             <w:pPr>
               <w:pStyle w:val="Compact"/>
-              <w:spacing w:before="0" w:after="40" w:line="264" w:lineRule="auto"/>
             </w:pPr>
             <w:r>
               <w:rPr>
                 <w:rStyle w:val="VerbatimChar"/>
-                <w:rFonts w:ascii="Calibri" w:hAnsi="Calibri"/>
-                <w:sz w:val="18"/>
               </w:rPr>
               <w:t xml:space="preserve">app.kafka.notification-topic</w:t>
             </w:r>
             <w:r>
-              <w:rPr>
-                <w:rFonts w:ascii="Calibri" w:hAnsi="Calibri"/>
-                <w:sz w:val="18"/>
-              </w:rPr>
               <w:t xml:space="preserve"> </w:t>
             </w:r>
             <w:r>
-              <w:rPr>
-                <w:rFonts w:ascii="Calibri" w:hAnsi="Calibri"/>
-                <w:sz w:val="18"/>
-              </w:rPr>
               <w:t xml:space="preserve">/ Aiven topic</w:t>
             </w:r>
           </w:p>
         </w:tc>
         <w:tc>
-          <w:tcPr>
-            <w:tcMar>
-              <w:top w:w="40" w:type="dxa"/>
-              <w:bottom w:w="40" w:type="dxa"/>
-              <w:left w:w="60" w:type="dxa"/>
-              <w:right w:w="60" w:type="dxa"/>
-            </w:tcMar>
-          </w:tcPr>
+          <w:tcPr/>
           <w:p>
             <w:pPr>
               <w:pStyle w:val="Compact"/>
-              <w:spacing w:before="0" w:after="40" w:line="264" w:lineRule="auto"/>
             </w:pPr>
             <w:r>
-              <w:rPr>
-                <w:rFonts w:ascii="Calibri" w:hAnsi="Calibri"/>
-                <w:sz w:val="18"/>
-              </w:rPr>
               <w:t xml:space="preserve">Redeploy both sides</w:t>
             </w:r>
           </w:p>

--- a/docs/MODULES/Notification.docx
+++ b/docs/MODULES/Notification.docx
@@ -31,6 +31,8 @@
     <w:p>
       <w:pPr>
         <w:pStyle w:val="FirstParagraph"/>
+        <w:spacing w:after="160" w:line="276" w:lineRule="auto"/>
+        <w:jc w:val="left"/>
       </w:pPr>
       <w:r>
         <w:t xml:space="preserve">After successful account</w:t>
@@ -181,6 +183,8 @@
     <w:p>
       <w:pPr>
         <w:pStyle w:val="FirstParagraph"/>
+        <w:spacing w:after="160" w:line="276" w:lineRule="auto"/>
+        <w:jc w:val="left"/>
       </w:pPr>
       <w:r>
         <w:t xml:space="preserve">Notify customers of ledger-changing activity without blocking the HTTP request</w:t>
@@ -209,6 +213,8 @@
           <w:ilvl w:val="0"/>
           <w:numId w:val="1001"/>
         </w:numPr>
+        <w:spacing w:after="160" w:line="276" w:lineRule="auto"/>
+        <w:jc w:val="left"/>
       </w:pPr>
       <w:r>
         <w:t xml:space="preserve">Staff opens account / deposits / withdraws / transfers in UI</w:t>
@@ -221,6 +227,8 @@
           <w:ilvl w:val="0"/>
           <w:numId w:val="1001"/>
         </w:numPr>
+        <w:spacing w:after="160" w:line="276" w:lineRule="auto"/>
+        <w:jc w:val="left"/>
       </w:pPr>
       <w:r>
         <w:t xml:space="preserve">API saves Postgres, then publishes to topic</w:t>
@@ -242,6 +250,8 @@
           <w:ilvl w:val="0"/>
           <w:numId w:val="1001"/>
         </w:numPr>
+        <w:spacing w:after="160" w:line="276" w:lineRule="auto"/>
+        <w:jc w:val="left"/>
       </w:pPr>
       <w:r>
         <w:t xml:space="preserve">Consumer sends email</w:t>
@@ -254,6 +264,8 @@
           <w:ilvl w:val="0"/>
           <w:numId w:val="1001"/>
         </w:numPr>
+        <w:spacing w:after="160" w:line="276" w:lineRule="auto"/>
+        <w:jc w:val="left"/>
       </w:pPr>
       <w:r>
         <w:t xml:space="preserve">Local: view inbox at</w:t>
@@ -281,6 +293,8 @@
           <w:ilvl w:val="0"/>
           <w:numId w:val="1001"/>
         </w:numPr>
+        <w:spacing w:after="160" w:line="276" w:lineRule="auto"/>
+        <w:jc w:val="left"/>
       </w:pPr>
       <w:r>
         <w:t xml:space="preserve">Render: customer receives mail via SendGrid (check Spam until domain auth)</w:t>
@@ -355,6 +369,8 @@
     <w:p>
       <w:pPr>
         <w:pStyle w:val="FirstParagraph"/>
+        <w:spacing w:after="160" w:line="276" w:lineRule="auto"/>
+        <w:jc w:val="left"/>
       </w:pPr>
       <w:r>
         <w:t xml:space="preserve">Fail-soft: Kafka/mail failures are logged; business transaction is not rolled</w:t>
@@ -379,6 +395,8 @@
     <w:p>
       <w:pPr>
         <w:pStyle w:val="FirstParagraph"/>
+        <w:spacing w:after="160" w:line="276" w:lineRule="auto"/>
+        <w:jc w:val="left"/>
       </w:pPr>
       <w:r>
         <w:t xml:space="preserve">None dedicated. Recipient comes from</w:t>
@@ -412,6 +430,8 @@
     <w:p>
       <w:pPr>
         <w:pStyle w:val="FirstParagraph"/>
+        <w:spacing w:after="160" w:line="276" w:lineRule="auto"/>
+        <w:jc w:val="left"/>
       </w:pPr>
       <w:r>
         <w:t xml:space="preserve">No dedicated notification REST API. Side effect of account write APIs.</w:t>
@@ -430,6 +450,8 @@
     <w:p>
       <w:pPr>
         <w:pStyle w:val="FirstParagraph"/>
+        <w:spacing w:after="160" w:line="276" w:lineRule="auto"/>
+        <w:jc w:val="left"/>
       </w:pPr>
       <w:r>
         <w:t xml:space="preserve">None.</w:t>
@@ -457,9 +479,17 @@
     <w:tbl>
       <w:tblPr>
         <w:tblStyle w:val="Table"/>
-        <w:tblW w:type="pct" w:w="4865"/>
-        <w:tblLayout w:type="fixed"/>
+        <w:tblW w:type="pct" w:w="5000"/>
+        <w:tblLayout w:type="autofit"/>
         <w:tblLook w:firstRow="1" w:lastRow="0" w:firstColumn="0" w:lastColumn="0" w:noHBand="0" w:noVBand="0" w:val="0020"/>
+        <w:tblBorders>
+          <w:top w:val="single" w:sz="4" w:space="0" w:color="CBD5E0"/>
+          <w:left w:val="single" w:sz="4" w:space="0" w:color="CBD5E0"/>
+          <w:bottom w:val="single" w:sz="4" w:space="0" w:color="CBD5E0"/>
+          <w:right w:val="single" w:sz="4" w:space="0" w:color="CBD5E0"/>
+          <w:insideH w:val="single" w:sz="4" w:space="0" w:color="CBD5E0"/>
+          <w:insideV w:val="single" w:sz="4" w:space="0" w:color="CBD5E0"/>
+        </w:tblBorders>
       </w:tblPr>
       <w:tblGrid>
         <w:gridCol w:w="3745"/>
@@ -470,25 +500,67 @@
           <w:tblHeader w:val="on"/>
         </w:trPr>
         <w:tc>
-          <w:tcPr/>
+          <w:tcPr>
+            <w:tcMar>
+              <w:top w:w="40" w:type="dxa"/>
+              <w:bottom w:w="40" w:type="dxa"/>
+              <w:left w:w="60" w:type="dxa"/>
+              <w:right w:w="60" w:type="dxa"/>
+            </w:tcMar>
+            <w:shd w:fill="1A365D" w:val="clear"/>
+            <w:tcMar>
+              <w:top w:w="40" w:type="dxa"/>
+              <w:bottom w:w="40" w:type="dxa"/>
+              <w:left w:w="60" w:type="dxa"/>
+              <w:right w:w="60" w:type="dxa"/>
+            </w:tcMar>
+          </w:tcPr>
           <w:p>
             <w:pPr>
               <w:pStyle w:val="Compact"/>
+              <w:spacing w:before="0" w:after="40" w:line="264" w:lineRule="auto"/>
               <w:jc w:val="left"/>
             </w:pPr>
             <w:r>
+              <w:rPr>
+                <w:rFonts w:ascii="Calibri" w:hAnsi="Calibri"/>
+                <w:b/>
+                <w:color w:val="FFFFFF"/>
+                <w:sz w:val="18"/>
+              </w:rPr>
               <w:t xml:space="preserve">Class</w:t>
             </w:r>
           </w:p>
         </w:tc>
         <w:tc>
-          <w:tcPr/>
+          <w:tcPr>
+            <w:tcMar>
+              <w:top w:w="40" w:type="dxa"/>
+              <w:bottom w:w="40" w:type="dxa"/>
+              <w:left w:w="60" w:type="dxa"/>
+              <w:right w:w="60" w:type="dxa"/>
+            </w:tcMar>
+            <w:shd w:fill="1A365D" w:val="clear"/>
+            <w:tcMar>
+              <w:top w:w="40" w:type="dxa"/>
+              <w:bottom w:w="40" w:type="dxa"/>
+              <w:left w:w="60" w:type="dxa"/>
+              <w:right w:w="60" w:type="dxa"/>
+            </w:tcMar>
+          </w:tcPr>
           <w:p>
             <w:pPr>
               <w:pStyle w:val="Compact"/>
+              <w:spacing w:before="0" w:after="40" w:line="264" w:lineRule="auto"/>
               <w:jc w:val="left"/>
             </w:pPr>
             <w:r>
+              <w:rPr>
+                <w:rFonts w:ascii="Calibri" w:hAnsi="Calibri"/>
+                <w:b/>
+                <w:color w:val="FFFFFF"/>
+                <w:sz w:val="18"/>
+              </w:rPr>
               <w:t xml:space="preserve">Role</w:t>
             </w:r>
           </w:p>
@@ -496,37 +568,77 @@
       </w:tr>
       <w:tr>
         <w:tc>
-          <w:tcPr/>
+          <w:tcPr>
+            <w:tcMar>
+              <w:top w:w="40" w:type="dxa"/>
+              <w:bottom w:w="40" w:type="dxa"/>
+              <w:left w:w="60" w:type="dxa"/>
+              <w:right w:w="60" w:type="dxa"/>
+            </w:tcMar>
+            <w:tcMar>
+              <w:top w:w="40" w:type="dxa"/>
+              <w:bottom w:w="40" w:type="dxa"/>
+              <w:left w:w="60" w:type="dxa"/>
+              <w:right w:w="60" w:type="dxa"/>
+            </w:tcMar>
+          </w:tcPr>
           <w:p>
             <w:pPr>
               <w:pStyle w:val="Compact"/>
+              <w:spacing w:before="0" w:after="40" w:line="264" w:lineRule="auto"/>
               <w:jc w:val="left"/>
             </w:pPr>
             <w:r>
               <w:rPr>
                 <w:rStyle w:val="VerbatimChar"/>
+                <w:rFonts w:ascii="Calibri" w:hAnsi="Calibri"/>
+                <w:sz w:val="18"/>
               </w:rPr>
               <w:t xml:space="preserve">NotificationEventPublisher</w:t>
             </w:r>
           </w:p>
         </w:tc>
         <w:tc>
-          <w:tcPr/>
+          <w:tcPr>
+            <w:tcMar>
+              <w:top w:w="40" w:type="dxa"/>
+              <w:bottom w:w="40" w:type="dxa"/>
+              <w:left w:w="60" w:type="dxa"/>
+              <w:right w:w="60" w:type="dxa"/>
+            </w:tcMar>
+            <w:tcMar>
+              <w:top w:w="40" w:type="dxa"/>
+              <w:bottom w:w="40" w:type="dxa"/>
+              <w:left w:w="60" w:type="dxa"/>
+              <w:right w:w="60" w:type="dxa"/>
+            </w:tcMar>
+          </w:tcPr>
           <w:p>
             <w:pPr>
               <w:pStyle w:val="Compact"/>
+              <w:spacing w:before="0" w:after="40" w:line="264" w:lineRule="auto"/>
               <w:jc w:val="left"/>
             </w:pPr>
             <w:r>
+              <w:rPr>
+                <w:rFonts w:ascii="Calibri" w:hAnsi="Calibri"/>
+                <w:sz w:val="18"/>
+              </w:rPr>
               <w:t xml:space="preserve">Kafka produce (</w:t>
             </w:r>
             <w:r>
               <w:rPr>
                 <w:rStyle w:val="VerbatimChar"/>
+                <w:rFonts w:ascii="Calibri" w:hAnsi="Calibri"/>
+                <w:sz w:val="18"/>
               </w:rPr>
               <w:t xml:space="preserve">BankActionEvent</w:t>
             </w:r>
             <w:r>
+              <w:rPr>
+                <w:rFonts w:ascii="Calibri" w:hAnsi="Calibri"/>
+                <w:sz w:val="18"/>
+              </w:rPr>
               <w:t xml:space="preserve">)</w:t>
             </w:r>
           </w:p>
@@ -534,37 +646,77 @@
       </w:tr>
       <w:tr>
         <w:tc>
-          <w:tcPr/>
+          <w:tcPr>
+            <w:tcMar>
+              <w:top w:w="40" w:type="dxa"/>
+              <w:bottom w:w="40" w:type="dxa"/>
+              <w:left w:w="60" w:type="dxa"/>
+              <w:right w:w="60" w:type="dxa"/>
+            </w:tcMar>
+            <w:tcMar>
+              <w:top w:w="40" w:type="dxa"/>
+              <w:bottom w:w="40" w:type="dxa"/>
+              <w:left w:w="60" w:type="dxa"/>
+              <w:right w:w="60" w:type="dxa"/>
+            </w:tcMar>
+          </w:tcPr>
           <w:p>
             <w:pPr>
               <w:pStyle w:val="Compact"/>
+              <w:spacing w:before="0" w:after="40" w:line="264" w:lineRule="auto"/>
               <w:jc w:val="left"/>
             </w:pPr>
             <w:r>
               <w:rPr>
                 <w:rStyle w:val="VerbatimChar"/>
+                <w:rFonts w:ascii="Calibri" w:hAnsi="Calibri"/>
+                <w:sz w:val="18"/>
               </w:rPr>
               <w:t xml:space="preserve">NotificationEventConsumer</w:t>
             </w:r>
           </w:p>
         </w:tc>
         <w:tc>
-          <w:tcPr/>
+          <w:tcPr>
+            <w:tcMar>
+              <w:top w:w="40" w:type="dxa"/>
+              <w:bottom w:w="40" w:type="dxa"/>
+              <w:left w:w="60" w:type="dxa"/>
+              <w:right w:w="60" w:type="dxa"/>
+            </w:tcMar>
+            <w:tcMar>
+              <w:top w:w="40" w:type="dxa"/>
+              <w:bottom w:w="40" w:type="dxa"/>
+              <w:left w:w="60" w:type="dxa"/>
+              <w:right w:w="60" w:type="dxa"/>
+            </w:tcMar>
+          </w:tcPr>
           <w:p>
             <w:pPr>
               <w:pStyle w:val="Compact"/>
+              <w:spacing w:before="0" w:after="40" w:line="264" w:lineRule="auto"/>
               <w:jc w:val="left"/>
             </w:pPr>
             <w:r>
               <w:rPr>
                 <w:rStyle w:val="VerbatimChar"/>
+                <w:rFonts w:ascii="Calibri" w:hAnsi="Calibri"/>
+                <w:sz w:val="18"/>
               </w:rPr>
               <w:t xml:space="preserve">@KafkaListener</w:t>
             </w:r>
             <w:r>
+              <w:rPr>
+                <w:rFonts w:ascii="Calibri" w:hAnsi="Calibri"/>
+                <w:sz w:val="18"/>
+              </w:rPr>
               <w:t xml:space="preserve"> </w:t>
             </w:r>
             <w:r>
+              <w:rPr>
+                <w:rFonts w:ascii="Calibri" w:hAnsi="Calibri"/>
+                <w:sz w:val="18"/>
+              </w:rPr>
               <w:t xml:space="preserve">→ compose → send</w:t>
             </w:r>
           </w:p>
@@ -572,37 +724,77 @@
       </w:tr>
       <w:tr>
         <w:tc>
-          <w:tcPr/>
+          <w:tcPr>
+            <w:tcMar>
+              <w:top w:w="40" w:type="dxa"/>
+              <w:bottom w:w="40" w:type="dxa"/>
+              <w:left w:w="60" w:type="dxa"/>
+              <w:right w:w="60" w:type="dxa"/>
+            </w:tcMar>
+            <w:tcMar>
+              <w:top w:w="40" w:type="dxa"/>
+              <w:bottom w:w="40" w:type="dxa"/>
+              <w:left w:w="60" w:type="dxa"/>
+              <w:right w:w="60" w:type="dxa"/>
+            </w:tcMar>
+          </w:tcPr>
           <w:p>
             <w:pPr>
               <w:pStyle w:val="Compact"/>
+              <w:spacing w:before="0" w:after="40" w:line="264" w:lineRule="auto"/>
               <w:jc w:val="left"/>
             </w:pPr>
             <w:r>
               <w:rPr>
                 <w:rStyle w:val="VerbatimChar"/>
+                <w:rFonts w:ascii="Calibri" w:hAnsi="Calibri"/>
+                <w:sz w:val="18"/>
               </w:rPr>
               <w:t xml:space="preserve">BankActionEvent</w:t>
             </w:r>
           </w:p>
         </w:tc>
         <w:tc>
-          <w:tcPr/>
+          <w:tcPr>
+            <w:tcMar>
+              <w:top w:w="40" w:type="dxa"/>
+              <w:bottom w:w="40" w:type="dxa"/>
+              <w:left w:w="60" w:type="dxa"/>
+              <w:right w:w="60" w:type="dxa"/>
+            </w:tcMar>
+            <w:tcMar>
+              <w:top w:w="40" w:type="dxa"/>
+              <w:bottom w:w="40" w:type="dxa"/>
+              <w:left w:w="60" w:type="dxa"/>
+              <w:right w:w="60" w:type="dxa"/>
+            </w:tcMar>
+          </w:tcPr>
           <w:p>
             <w:pPr>
               <w:pStyle w:val="Compact"/>
+              <w:spacing w:before="0" w:after="40" w:line="264" w:lineRule="auto"/>
               <w:jc w:val="left"/>
             </w:pPr>
             <w:r>
+              <w:rPr>
+                <w:rFonts w:ascii="Calibri" w:hAnsi="Calibri"/>
+                <w:sz w:val="18"/>
+              </w:rPr>
               <w:t xml:space="preserve">Payload (incl. </w:t>
             </w:r>
             <w:r>
               <w:rPr>
                 <w:rStyle w:val="VerbatimChar"/>
+                <w:rFonts w:ascii="Calibri" w:hAnsi="Calibri"/>
+                <w:sz w:val="18"/>
               </w:rPr>
               <w:t xml:space="preserve">recipientEmail</w:t>
             </w:r>
             <w:r>
+              <w:rPr>
+                <w:rFonts w:ascii="Calibri" w:hAnsi="Calibri"/>
+                <w:sz w:val="18"/>
+              </w:rPr>
               <w:t xml:space="preserve">)</w:t>
             </w:r>
           </w:p>
@@ -610,28 +802,62 @@
       </w:tr>
       <w:tr>
         <w:tc>
-          <w:tcPr/>
+          <w:tcPr>
+            <w:tcMar>
+              <w:top w:w="40" w:type="dxa"/>
+              <w:bottom w:w="40" w:type="dxa"/>
+              <w:left w:w="60" w:type="dxa"/>
+              <w:right w:w="60" w:type="dxa"/>
+            </w:tcMar>
+            <w:tcMar>
+              <w:top w:w="40" w:type="dxa"/>
+              <w:bottom w:w="40" w:type="dxa"/>
+              <w:left w:w="60" w:type="dxa"/>
+              <w:right w:w="60" w:type="dxa"/>
+            </w:tcMar>
+          </w:tcPr>
           <w:p>
             <w:pPr>
               <w:pStyle w:val="Compact"/>
+              <w:spacing w:before="0" w:after="40" w:line="264" w:lineRule="auto"/>
               <w:jc w:val="left"/>
             </w:pPr>
             <w:r>
               <w:rPr>
                 <w:rStyle w:val="VerbatimChar"/>
+                <w:rFonts w:ascii="Calibri" w:hAnsi="Calibri"/>
+                <w:sz w:val="18"/>
               </w:rPr>
               <w:t xml:space="preserve">NotificationEmailComposer</w:t>
             </w:r>
           </w:p>
         </w:tc>
         <w:tc>
-          <w:tcPr/>
+          <w:tcPr>
+            <w:tcMar>
+              <w:top w:w="40" w:type="dxa"/>
+              <w:bottom w:w="40" w:type="dxa"/>
+              <w:left w:w="60" w:type="dxa"/>
+              <w:right w:w="60" w:type="dxa"/>
+            </w:tcMar>
+            <w:tcMar>
+              <w:top w:w="40" w:type="dxa"/>
+              <w:bottom w:w="40" w:type="dxa"/>
+              <w:left w:w="60" w:type="dxa"/>
+              <w:right w:w="60" w:type="dxa"/>
+            </w:tcMar>
+          </w:tcPr>
           <w:p>
             <w:pPr>
               <w:pStyle w:val="Compact"/>
+              <w:spacing w:before="0" w:after="40" w:line="264" w:lineRule="auto"/>
               <w:jc w:val="left"/>
             </w:pPr>
             <w:r>
+              <w:rPr>
+                <w:rFonts w:ascii="Calibri" w:hAnsi="Calibri"/>
+                <w:sz w:val="18"/>
+              </w:rPr>
               <w:t xml:space="preserve">Subject + plain + HTML template</w:t>
             </w:r>
           </w:p>
@@ -639,28 +865,62 @@
       </w:tr>
       <w:tr>
         <w:tc>
-          <w:tcPr/>
+          <w:tcPr>
+            <w:tcMar>
+              <w:top w:w="40" w:type="dxa"/>
+              <w:bottom w:w="40" w:type="dxa"/>
+              <w:left w:w="60" w:type="dxa"/>
+              <w:right w:w="60" w:type="dxa"/>
+            </w:tcMar>
+            <w:tcMar>
+              <w:top w:w="40" w:type="dxa"/>
+              <w:bottom w:w="40" w:type="dxa"/>
+              <w:left w:w="60" w:type="dxa"/>
+              <w:right w:w="60" w:type="dxa"/>
+            </w:tcMar>
+          </w:tcPr>
           <w:p>
             <w:pPr>
               <w:pStyle w:val="Compact"/>
+              <w:spacing w:before="0" w:after="40" w:line="264" w:lineRule="auto"/>
               <w:jc w:val="left"/>
             </w:pPr>
             <w:r>
               <w:rPr>
                 <w:rStyle w:val="VerbatimChar"/>
+                <w:rFonts w:ascii="Calibri" w:hAnsi="Calibri"/>
+                <w:sz w:val="18"/>
               </w:rPr>
               <w:t xml:space="preserve">NotificationEmailContent</w:t>
             </w:r>
           </w:p>
         </w:tc>
         <w:tc>
-          <w:tcPr/>
+          <w:tcPr>
+            <w:tcMar>
+              <w:top w:w="40" w:type="dxa"/>
+              <w:bottom w:w="40" w:type="dxa"/>
+              <w:left w:w="60" w:type="dxa"/>
+              <w:right w:w="60" w:type="dxa"/>
+            </w:tcMar>
+            <w:tcMar>
+              <w:top w:w="40" w:type="dxa"/>
+              <w:bottom w:w="40" w:type="dxa"/>
+              <w:left w:w="60" w:type="dxa"/>
+              <w:right w:w="60" w:type="dxa"/>
+            </w:tcMar>
+          </w:tcPr>
           <w:p>
             <w:pPr>
               <w:pStyle w:val="Compact"/>
+              <w:spacing w:before="0" w:after="40" w:line="264" w:lineRule="auto"/>
               <w:jc w:val="left"/>
             </w:pPr>
             <w:r>
+              <w:rPr>
+                <w:rFonts w:ascii="Calibri" w:hAnsi="Calibri"/>
+                <w:sz w:val="18"/>
+              </w:rPr>
               <w:t xml:space="preserve">Record (subject, plain, html)</w:t>
             </w:r>
           </w:p>
@@ -668,28 +928,62 @@
       </w:tr>
       <w:tr>
         <w:tc>
-          <w:tcPr/>
+          <w:tcPr>
+            <w:tcMar>
+              <w:top w:w="40" w:type="dxa"/>
+              <w:bottom w:w="40" w:type="dxa"/>
+              <w:left w:w="60" w:type="dxa"/>
+              <w:right w:w="60" w:type="dxa"/>
+            </w:tcMar>
+            <w:tcMar>
+              <w:top w:w="40" w:type="dxa"/>
+              <w:bottom w:w="40" w:type="dxa"/>
+              <w:left w:w="60" w:type="dxa"/>
+              <w:right w:w="60" w:type="dxa"/>
+            </w:tcMar>
+          </w:tcPr>
           <w:p>
             <w:pPr>
               <w:pStyle w:val="Compact"/>
+              <w:spacing w:before="0" w:after="40" w:line="264" w:lineRule="auto"/>
               <w:jc w:val="left"/>
             </w:pPr>
             <w:r>
               <w:rPr>
                 <w:rStyle w:val="VerbatimChar"/>
+                <w:rFonts w:ascii="Calibri" w:hAnsi="Calibri"/>
+                <w:sz w:val="18"/>
               </w:rPr>
               <w:t xml:space="preserve">NotificationMailService</w:t>
             </w:r>
           </w:p>
         </w:tc>
         <w:tc>
-          <w:tcPr/>
+          <w:tcPr>
+            <w:tcMar>
+              <w:top w:w="40" w:type="dxa"/>
+              <w:bottom w:w="40" w:type="dxa"/>
+              <w:left w:w="60" w:type="dxa"/>
+              <w:right w:w="60" w:type="dxa"/>
+            </w:tcMar>
+            <w:tcMar>
+              <w:top w:w="40" w:type="dxa"/>
+              <w:bottom w:w="40" w:type="dxa"/>
+              <w:left w:w="60" w:type="dxa"/>
+              <w:right w:w="60" w:type="dxa"/>
+            </w:tcMar>
+          </w:tcPr>
           <w:p>
             <w:pPr>
               <w:pStyle w:val="Compact"/>
+              <w:spacing w:before="0" w:after="40" w:line="264" w:lineRule="auto"/>
               <w:jc w:val="left"/>
             </w:pPr>
             <w:r>
+              <w:rPr>
+                <w:rFonts w:ascii="Calibri" w:hAnsi="Calibri"/>
+                <w:sz w:val="18"/>
+              </w:rPr>
               <w:t xml:space="preserve">Send interface</w:t>
             </w:r>
           </w:p>
@@ -697,28 +991,62 @@
       </w:tr>
       <w:tr>
         <w:tc>
-          <w:tcPr/>
+          <w:tcPr>
+            <w:tcMar>
+              <w:top w:w="40" w:type="dxa"/>
+              <w:bottom w:w="40" w:type="dxa"/>
+              <w:left w:w="60" w:type="dxa"/>
+              <w:right w:w="60" w:type="dxa"/>
+            </w:tcMar>
+            <w:tcMar>
+              <w:top w:w="40" w:type="dxa"/>
+              <w:bottom w:w="40" w:type="dxa"/>
+              <w:left w:w="60" w:type="dxa"/>
+              <w:right w:w="60" w:type="dxa"/>
+            </w:tcMar>
+          </w:tcPr>
           <w:p>
             <w:pPr>
               <w:pStyle w:val="Compact"/>
+              <w:spacing w:before="0" w:after="40" w:line="264" w:lineRule="auto"/>
               <w:jc w:val="left"/>
             </w:pPr>
             <w:r>
               <w:rPr>
                 <w:rStyle w:val="VerbatimChar"/>
+                <w:rFonts w:ascii="Calibri" w:hAnsi="Calibri"/>
+                <w:sz w:val="18"/>
               </w:rPr>
               <w:t xml:space="preserve">SmtpNotificationMailService</w:t>
             </w:r>
           </w:p>
         </w:tc>
         <w:tc>
-          <w:tcPr/>
+          <w:tcPr>
+            <w:tcMar>
+              <w:top w:w="40" w:type="dxa"/>
+              <w:bottom w:w="40" w:type="dxa"/>
+              <w:left w:w="60" w:type="dxa"/>
+              <w:right w:w="60" w:type="dxa"/>
+            </w:tcMar>
+            <w:tcMar>
+              <w:top w:w="40" w:type="dxa"/>
+              <w:bottom w:w="40" w:type="dxa"/>
+              <w:left w:w="60" w:type="dxa"/>
+              <w:right w:w="60" w:type="dxa"/>
+            </w:tcMar>
+          </w:tcPr>
           <w:p>
             <w:pPr>
               <w:pStyle w:val="Compact"/>
+              <w:spacing w:before="0" w:after="40" w:line="264" w:lineRule="auto"/>
               <w:jc w:val="left"/>
             </w:pPr>
             <w:r>
+              <w:rPr>
+                <w:rFonts w:ascii="Calibri" w:hAnsi="Calibri"/>
+                <w:sz w:val="18"/>
+              </w:rPr>
               <w:t xml:space="preserve">Default (Mailpit / SMTP)</w:t>
             </w:r>
           </w:p>
@@ -726,37 +1054,77 @@
       </w:tr>
       <w:tr>
         <w:tc>
-          <w:tcPr/>
+          <w:tcPr>
+            <w:tcMar>
+              <w:top w:w="40" w:type="dxa"/>
+              <w:bottom w:w="40" w:type="dxa"/>
+              <w:left w:w="60" w:type="dxa"/>
+              <w:right w:w="60" w:type="dxa"/>
+            </w:tcMar>
+            <w:tcMar>
+              <w:top w:w="40" w:type="dxa"/>
+              <w:bottom w:w="40" w:type="dxa"/>
+              <w:left w:w="60" w:type="dxa"/>
+              <w:right w:w="60" w:type="dxa"/>
+            </w:tcMar>
+          </w:tcPr>
           <w:p>
             <w:pPr>
               <w:pStyle w:val="Compact"/>
+              <w:spacing w:before="0" w:after="40" w:line="264" w:lineRule="auto"/>
               <w:jc w:val="left"/>
             </w:pPr>
             <w:r>
               <w:rPr>
                 <w:rStyle w:val="VerbatimChar"/>
+                <w:rFonts w:ascii="Calibri" w:hAnsi="Calibri"/>
+                <w:sz w:val="18"/>
               </w:rPr>
               <w:t xml:space="preserve">SendGridNotificationMailService</w:t>
             </w:r>
           </w:p>
         </w:tc>
         <w:tc>
-          <w:tcPr/>
+          <w:tcPr>
+            <w:tcMar>
+              <w:top w:w="40" w:type="dxa"/>
+              <w:bottom w:w="40" w:type="dxa"/>
+              <w:left w:w="60" w:type="dxa"/>
+              <w:right w:w="60" w:type="dxa"/>
+            </w:tcMar>
+            <w:tcMar>
+              <w:top w:w="40" w:type="dxa"/>
+              <w:bottom w:w="40" w:type="dxa"/>
+              <w:left w:w="60" w:type="dxa"/>
+              <w:right w:w="60" w:type="dxa"/>
+            </w:tcMar>
+          </w:tcPr>
           <w:p>
             <w:pPr>
               <w:pStyle w:val="Compact"/>
+              <w:spacing w:before="0" w:after="40" w:line="264" w:lineRule="auto"/>
               <w:jc w:val="left"/>
             </w:pPr>
             <w:r>
               <w:rPr>
                 <w:rStyle w:val="VerbatimChar"/>
+                <w:rFonts w:ascii="Calibri" w:hAnsi="Calibri"/>
+                <w:sz w:val="18"/>
               </w:rPr>
               <w:t xml:space="preserve">@Primary</w:t>
             </w:r>
             <w:r>
+              <w:rPr>
+                <w:rFonts w:ascii="Calibri" w:hAnsi="Calibri"/>
+                <w:sz w:val="18"/>
+              </w:rPr>
               <w:t xml:space="preserve"> </w:t>
             </w:r>
             <w:r>
+              <w:rPr>
+                <w:rFonts w:ascii="Calibri" w:hAnsi="Calibri"/>
+                <w:sz w:val="18"/>
+              </w:rPr>
               <w:t xml:space="preserve">when transport=sendgrid</w:t>
             </w:r>
           </w:p>
@@ -785,9 +1153,17 @@
     <w:tbl>
       <w:tblPr>
         <w:tblStyle w:val="Table"/>
-        <w:tblW w:type="pct" w:w="4865"/>
-        <w:tblLayout w:type="fixed"/>
+        <w:tblW w:type="pct" w:w="5000"/>
+        <w:tblLayout w:type="autofit"/>
         <w:tblLook w:firstRow="1" w:lastRow="0" w:firstColumn="0" w:lastColumn="0" w:noHBand="0" w:noVBand="0" w:val="0020"/>
+        <w:tblBorders>
+          <w:top w:val="single" w:sz="4" w:space="0" w:color="CBD5E0"/>
+          <w:left w:val="single" w:sz="4" w:space="0" w:color="CBD5E0"/>
+          <w:bottom w:val="single" w:sz="4" w:space="0" w:color="CBD5E0"/>
+          <w:right w:val="single" w:sz="4" w:space="0" w:color="CBD5E0"/>
+          <w:insideH w:val="single" w:sz="4" w:space="0" w:color="CBD5E0"/>
+          <w:insideV w:val="single" w:sz="4" w:space="0" w:color="CBD5E0"/>
+        </w:tblBorders>
       </w:tblPr>
       <w:tblGrid>
         <w:gridCol w:w="2461"/>
@@ -799,37 +1175,100 @@
           <w:tblHeader w:val="on"/>
         </w:trPr>
         <w:tc>
-          <w:tcPr/>
+          <w:tcPr>
+            <w:tcMar>
+              <w:top w:w="40" w:type="dxa"/>
+              <w:bottom w:w="40" w:type="dxa"/>
+              <w:left w:w="60" w:type="dxa"/>
+              <w:right w:w="60" w:type="dxa"/>
+            </w:tcMar>
+            <w:shd w:fill="1A365D" w:val="clear"/>
+            <w:tcMar>
+              <w:top w:w="40" w:type="dxa"/>
+              <w:bottom w:w="40" w:type="dxa"/>
+              <w:left w:w="60" w:type="dxa"/>
+              <w:right w:w="60" w:type="dxa"/>
+            </w:tcMar>
+          </w:tcPr>
           <w:p>
             <w:pPr>
               <w:pStyle w:val="Compact"/>
+              <w:spacing w:before="0" w:after="40" w:line="264" w:lineRule="auto"/>
               <w:jc w:val="left"/>
             </w:pPr>
             <w:r>
+              <w:rPr>
+                <w:rFonts w:ascii="Calibri" w:hAnsi="Calibri"/>
+                <w:b/>
+                <w:color w:val="FFFFFF"/>
+                <w:sz w:val="18"/>
+              </w:rPr>
               <w:t xml:space="preserve">Action</w:t>
             </w:r>
           </w:p>
         </w:tc>
         <w:tc>
-          <w:tcPr/>
+          <w:tcPr>
+            <w:tcMar>
+              <w:top w:w="40" w:type="dxa"/>
+              <w:bottom w:w="40" w:type="dxa"/>
+              <w:left w:w="60" w:type="dxa"/>
+              <w:right w:w="60" w:type="dxa"/>
+            </w:tcMar>
+            <w:shd w:fill="1A365D" w:val="clear"/>
+            <w:tcMar>
+              <w:top w:w="40" w:type="dxa"/>
+              <w:bottom w:w="40" w:type="dxa"/>
+              <w:left w:w="60" w:type="dxa"/>
+              <w:right w:w="60" w:type="dxa"/>
+            </w:tcMar>
+          </w:tcPr>
           <w:p>
             <w:pPr>
               <w:pStyle w:val="Compact"/>
+              <w:spacing w:before="0" w:after="40" w:line="264" w:lineRule="auto"/>
               <w:jc w:val="left"/>
             </w:pPr>
             <w:r>
+              <w:rPr>
+                <w:rFonts w:ascii="Calibri" w:hAnsi="Calibri"/>
+                <w:b/>
+                <w:color w:val="FFFFFF"/>
+                <w:sz w:val="18"/>
+              </w:rPr>
               <w:t xml:space="preserve">When</w:t>
             </w:r>
           </w:p>
         </w:tc>
         <w:tc>
-          <w:tcPr/>
+          <w:tcPr>
+            <w:tcMar>
+              <w:top w:w="40" w:type="dxa"/>
+              <w:bottom w:w="40" w:type="dxa"/>
+              <w:left w:w="60" w:type="dxa"/>
+              <w:right w:w="60" w:type="dxa"/>
+            </w:tcMar>
+            <w:shd w:fill="1A365D" w:val="clear"/>
+            <w:tcMar>
+              <w:top w:w="40" w:type="dxa"/>
+              <w:bottom w:w="40" w:type="dxa"/>
+              <w:left w:w="60" w:type="dxa"/>
+              <w:right w:w="60" w:type="dxa"/>
+            </w:tcMar>
+          </w:tcPr>
           <w:p>
             <w:pPr>
               <w:pStyle w:val="Compact"/>
+              <w:spacing w:before="0" w:after="40" w:line="264" w:lineRule="auto"/>
               <w:jc w:val="left"/>
             </w:pPr>
             <w:r>
+              <w:rPr>
+                <w:rFonts w:ascii="Calibri" w:hAnsi="Calibri"/>
+                <w:b/>
+                <w:color w:val="FFFFFF"/>
+                <w:sz w:val="18"/>
+              </w:rPr>
               <w:t xml:space="preserve">Recipient</w:t>
             </w:r>
           </w:p>
@@ -837,40 +1276,92 @@
       </w:tr>
       <w:tr>
         <w:tc>
-          <w:tcPr/>
+          <w:tcPr>
+            <w:tcMar>
+              <w:top w:w="40" w:type="dxa"/>
+              <w:bottom w:w="40" w:type="dxa"/>
+              <w:left w:w="60" w:type="dxa"/>
+              <w:right w:w="60" w:type="dxa"/>
+            </w:tcMar>
+            <w:tcMar>
+              <w:top w:w="40" w:type="dxa"/>
+              <w:bottom w:w="40" w:type="dxa"/>
+              <w:left w:w="60" w:type="dxa"/>
+              <w:right w:w="60" w:type="dxa"/>
+            </w:tcMar>
+          </w:tcPr>
           <w:p>
             <w:pPr>
               <w:pStyle w:val="Compact"/>
+              <w:spacing w:before="0" w:after="40" w:line="264" w:lineRule="auto"/>
               <w:jc w:val="left"/>
             </w:pPr>
             <w:r>
               <w:rPr>
                 <w:rStyle w:val="VerbatimChar"/>
+                <w:rFonts w:ascii="Calibri" w:hAnsi="Calibri"/>
+                <w:sz w:val="18"/>
               </w:rPr>
               <w:t xml:space="preserve">ACCOUNT_OPENED</w:t>
             </w:r>
           </w:p>
         </w:tc>
         <w:tc>
-          <w:tcPr/>
+          <w:tcPr>
+            <w:tcMar>
+              <w:top w:w="40" w:type="dxa"/>
+              <w:bottom w:w="40" w:type="dxa"/>
+              <w:left w:w="60" w:type="dxa"/>
+              <w:right w:w="60" w:type="dxa"/>
+            </w:tcMar>
+            <w:tcMar>
+              <w:top w:w="40" w:type="dxa"/>
+              <w:bottom w:w="40" w:type="dxa"/>
+              <w:left w:w="60" w:type="dxa"/>
+              <w:right w:w="60" w:type="dxa"/>
+            </w:tcMar>
+          </w:tcPr>
           <w:p>
             <w:pPr>
               <w:pStyle w:val="Compact"/>
+              <w:spacing w:before="0" w:after="40" w:line="264" w:lineRule="auto"/>
               <w:jc w:val="left"/>
             </w:pPr>
             <w:r>
+              <w:rPr>
+                <w:rFonts w:ascii="Calibri" w:hAnsi="Calibri"/>
+                <w:sz w:val="18"/>
+              </w:rPr>
               <w:t xml:space="preserve">After open account save</w:t>
             </w:r>
           </w:p>
         </w:tc>
         <w:tc>
-          <w:tcPr/>
+          <w:tcPr>
+            <w:tcMar>
+              <w:top w:w="40" w:type="dxa"/>
+              <w:bottom w:w="40" w:type="dxa"/>
+              <w:left w:w="60" w:type="dxa"/>
+              <w:right w:w="60" w:type="dxa"/>
+            </w:tcMar>
+            <w:tcMar>
+              <w:top w:w="40" w:type="dxa"/>
+              <w:bottom w:w="40" w:type="dxa"/>
+              <w:left w:w="60" w:type="dxa"/>
+              <w:right w:w="60" w:type="dxa"/>
+            </w:tcMar>
+          </w:tcPr>
           <w:p>
             <w:pPr>
               <w:pStyle w:val="Compact"/>
+              <w:spacing w:before="0" w:after="40" w:line="264" w:lineRule="auto"/>
               <w:jc w:val="left"/>
             </w:pPr>
             <w:r>
+              <w:rPr>
+                <w:rFonts w:ascii="Calibri" w:hAnsi="Calibri"/>
+                <w:sz w:val="18"/>
+              </w:rPr>
               <w:t xml:space="preserve">Customer email</w:t>
             </w:r>
           </w:p>
@@ -878,40 +1369,92 @@
       </w:tr>
       <w:tr>
         <w:tc>
-          <w:tcPr/>
+          <w:tcPr>
+            <w:tcMar>
+              <w:top w:w="40" w:type="dxa"/>
+              <w:bottom w:w="40" w:type="dxa"/>
+              <w:left w:w="60" w:type="dxa"/>
+              <w:right w:w="60" w:type="dxa"/>
+            </w:tcMar>
+            <w:tcMar>
+              <w:top w:w="40" w:type="dxa"/>
+              <w:bottom w:w="40" w:type="dxa"/>
+              <w:left w:w="60" w:type="dxa"/>
+              <w:right w:w="60" w:type="dxa"/>
+            </w:tcMar>
+          </w:tcPr>
           <w:p>
             <w:pPr>
               <w:pStyle w:val="Compact"/>
+              <w:spacing w:before="0" w:after="40" w:line="264" w:lineRule="auto"/>
               <w:jc w:val="left"/>
             </w:pPr>
             <w:r>
               <w:rPr>
                 <w:rStyle w:val="VerbatimChar"/>
+                <w:rFonts w:ascii="Calibri" w:hAnsi="Calibri"/>
+                <w:sz w:val="18"/>
               </w:rPr>
               <w:t xml:space="preserve">DEPOSIT_COMPLETE</w:t>
             </w:r>
           </w:p>
         </w:tc>
         <w:tc>
-          <w:tcPr/>
+          <w:tcPr>
+            <w:tcMar>
+              <w:top w:w="40" w:type="dxa"/>
+              <w:bottom w:w="40" w:type="dxa"/>
+              <w:left w:w="60" w:type="dxa"/>
+              <w:right w:w="60" w:type="dxa"/>
+            </w:tcMar>
+            <w:tcMar>
+              <w:top w:w="40" w:type="dxa"/>
+              <w:bottom w:w="40" w:type="dxa"/>
+              <w:left w:w="60" w:type="dxa"/>
+              <w:right w:w="60" w:type="dxa"/>
+            </w:tcMar>
+          </w:tcPr>
           <w:p>
             <w:pPr>
               <w:pStyle w:val="Compact"/>
+              <w:spacing w:before="0" w:after="40" w:line="264" w:lineRule="auto"/>
               <w:jc w:val="left"/>
             </w:pPr>
             <w:r>
+              <w:rPr>
+                <w:rFonts w:ascii="Calibri" w:hAnsi="Calibri"/>
+                <w:sz w:val="18"/>
+              </w:rPr>
               <w:t xml:space="preserve">After deposit</w:t>
             </w:r>
           </w:p>
         </w:tc>
         <w:tc>
-          <w:tcPr/>
+          <w:tcPr>
+            <w:tcMar>
+              <w:top w:w="40" w:type="dxa"/>
+              <w:bottom w:w="40" w:type="dxa"/>
+              <w:left w:w="60" w:type="dxa"/>
+              <w:right w:w="60" w:type="dxa"/>
+            </w:tcMar>
+            <w:tcMar>
+              <w:top w:w="40" w:type="dxa"/>
+              <w:bottom w:w="40" w:type="dxa"/>
+              <w:left w:w="60" w:type="dxa"/>
+              <w:right w:w="60" w:type="dxa"/>
+            </w:tcMar>
+          </w:tcPr>
           <w:p>
             <w:pPr>
               <w:pStyle w:val="Compact"/>
+              <w:spacing w:before="0" w:after="40" w:line="264" w:lineRule="auto"/>
               <w:jc w:val="left"/>
             </w:pPr>
             <w:r>
+              <w:rPr>
+                <w:rFonts w:ascii="Calibri" w:hAnsi="Calibri"/>
+                <w:sz w:val="18"/>
+              </w:rPr>
               <w:t xml:space="preserve">Customer email</w:t>
             </w:r>
           </w:p>
@@ -919,40 +1462,92 @@
       </w:tr>
       <w:tr>
         <w:tc>
-          <w:tcPr/>
+          <w:tcPr>
+            <w:tcMar>
+              <w:top w:w="40" w:type="dxa"/>
+              <w:bottom w:w="40" w:type="dxa"/>
+              <w:left w:w="60" w:type="dxa"/>
+              <w:right w:w="60" w:type="dxa"/>
+            </w:tcMar>
+            <w:tcMar>
+              <w:top w:w="40" w:type="dxa"/>
+              <w:bottom w:w="40" w:type="dxa"/>
+              <w:left w:w="60" w:type="dxa"/>
+              <w:right w:w="60" w:type="dxa"/>
+            </w:tcMar>
+          </w:tcPr>
           <w:p>
             <w:pPr>
               <w:pStyle w:val="Compact"/>
+              <w:spacing w:before="0" w:after="40" w:line="264" w:lineRule="auto"/>
               <w:jc w:val="left"/>
             </w:pPr>
             <w:r>
               <w:rPr>
                 <w:rStyle w:val="VerbatimChar"/>
+                <w:rFonts w:ascii="Calibri" w:hAnsi="Calibri"/>
+                <w:sz w:val="18"/>
               </w:rPr>
               <w:t xml:space="preserve">WITHDRAW_COMPLETE</w:t>
             </w:r>
           </w:p>
         </w:tc>
         <w:tc>
-          <w:tcPr/>
+          <w:tcPr>
+            <w:tcMar>
+              <w:top w:w="40" w:type="dxa"/>
+              <w:bottom w:w="40" w:type="dxa"/>
+              <w:left w:w="60" w:type="dxa"/>
+              <w:right w:w="60" w:type="dxa"/>
+            </w:tcMar>
+            <w:tcMar>
+              <w:top w:w="40" w:type="dxa"/>
+              <w:bottom w:w="40" w:type="dxa"/>
+              <w:left w:w="60" w:type="dxa"/>
+              <w:right w:w="60" w:type="dxa"/>
+            </w:tcMar>
+          </w:tcPr>
           <w:p>
             <w:pPr>
               <w:pStyle w:val="Compact"/>
+              <w:spacing w:before="0" w:after="40" w:line="264" w:lineRule="auto"/>
               <w:jc w:val="left"/>
             </w:pPr>
             <w:r>
+              <w:rPr>
+                <w:rFonts w:ascii="Calibri" w:hAnsi="Calibri"/>
+                <w:sz w:val="18"/>
+              </w:rPr>
               <w:t xml:space="preserve">After withdraw</w:t>
             </w:r>
           </w:p>
         </w:tc>
         <w:tc>
-          <w:tcPr/>
+          <w:tcPr>
+            <w:tcMar>
+              <w:top w:w="40" w:type="dxa"/>
+              <w:bottom w:w="40" w:type="dxa"/>
+              <w:left w:w="60" w:type="dxa"/>
+              <w:right w:w="60" w:type="dxa"/>
+            </w:tcMar>
+            <w:tcMar>
+              <w:top w:w="40" w:type="dxa"/>
+              <w:bottom w:w="40" w:type="dxa"/>
+              <w:left w:w="60" w:type="dxa"/>
+              <w:right w:w="60" w:type="dxa"/>
+            </w:tcMar>
+          </w:tcPr>
           <w:p>
             <w:pPr>
               <w:pStyle w:val="Compact"/>
+              <w:spacing w:before="0" w:after="40" w:line="264" w:lineRule="auto"/>
               <w:jc w:val="left"/>
             </w:pPr>
             <w:r>
+              <w:rPr>
+                <w:rFonts w:ascii="Calibri" w:hAnsi="Calibri"/>
+                <w:sz w:val="18"/>
+              </w:rPr>
               <w:t xml:space="preserve">Customer email</w:t>
             </w:r>
           </w:p>
@@ -960,46 +1555,106 @@
       </w:tr>
       <w:tr>
         <w:tc>
-          <w:tcPr/>
+          <w:tcPr>
+            <w:tcMar>
+              <w:top w:w="40" w:type="dxa"/>
+              <w:bottom w:w="40" w:type="dxa"/>
+              <w:left w:w="60" w:type="dxa"/>
+              <w:right w:w="60" w:type="dxa"/>
+            </w:tcMar>
+            <w:tcMar>
+              <w:top w:w="40" w:type="dxa"/>
+              <w:bottom w:w="40" w:type="dxa"/>
+              <w:left w:w="60" w:type="dxa"/>
+              <w:right w:w="60" w:type="dxa"/>
+            </w:tcMar>
+          </w:tcPr>
           <w:p>
             <w:pPr>
               <w:pStyle w:val="Compact"/>
+              <w:spacing w:before="0" w:after="40" w:line="264" w:lineRule="auto"/>
               <w:jc w:val="left"/>
             </w:pPr>
             <w:r>
               <w:rPr>
                 <w:rStyle w:val="VerbatimChar"/>
+                <w:rFonts w:ascii="Calibri" w:hAnsi="Calibri"/>
+                <w:sz w:val="18"/>
               </w:rPr>
               <w:t xml:space="preserve">TRANSFER_SUCCESS</w:t>
             </w:r>
           </w:p>
         </w:tc>
         <w:tc>
-          <w:tcPr/>
+          <w:tcPr>
+            <w:tcMar>
+              <w:top w:w="40" w:type="dxa"/>
+              <w:bottom w:w="40" w:type="dxa"/>
+              <w:left w:w="60" w:type="dxa"/>
+              <w:right w:w="60" w:type="dxa"/>
+            </w:tcMar>
+            <w:tcMar>
+              <w:top w:w="40" w:type="dxa"/>
+              <w:bottom w:w="40" w:type="dxa"/>
+              <w:left w:w="60" w:type="dxa"/>
+              <w:right w:w="60" w:type="dxa"/>
+            </w:tcMar>
+          </w:tcPr>
           <w:p>
             <w:pPr>
               <w:pStyle w:val="Compact"/>
+              <w:spacing w:before="0" w:after="40" w:line="264" w:lineRule="auto"/>
               <w:jc w:val="left"/>
             </w:pPr>
             <w:r>
+              <w:rPr>
+                <w:rFonts w:ascii="Calibri" w:hAnsi="Calibri"/>
+                <w:sz w:val="18"/>
+              </w:rPr>
               <w:t xml:space="preserve">After transfer</w:t>
             </w:r>
           </w:p>
         </w:tc>
         <w:tc>
-          <w:tcPr/>
+          <w:tcPr>
+            <w:tcMar>
+              <w:top w:w="40" w:type="dxa"/>
+              <w:bottom w:w="40" w:type="dxa"/>
+              <w:left w:w="60" w:type="dxa"/>
+              <w:right w:w="60" w:type="dxa"/>
+            </w:tcMar>
+            <w:tcMar>
+              <w:top w:w="40" w:type="dxa"/>
+              <w:bottom w:w="40" w:type="dxa"/>
+              <w:left w:w="60" w:type="dxa"/>
+              <w:right w:w="60" w:type="dxa"/>
+            </w:tcMar>
+          </w:tcPr>
           <w:p>
             <w:pPr>
               <w:pStyle w:val="Compact"/>
+              <w:spacing w:before="0" w:after="40" w:line="264" w:lineRule="auto"/>
               <w:jc w:val="left"/>
             </w:pPr>
             <w:r>
+              <w:rPr>
+                <w:rFonts w:ascii="Calibri" w:hAnsi="Calibri"/>
+                <w:sz w:val="18"/>
+              </w:rPr>
               <w:t xml:space="preserve">Destination</w:t>
             </w:r>
             <w:r>
+              <w:rPr>
+                <w:rFonts w:ascii="Calibri" w:hAnsi="Calibri"/>
+                <w:sz w:val="18"/>
+              </w:rPr>
               <w:t xml:space="preserve"> </w:t>
             </w:r>
             <w:r>
+              <w:rPr>
+                <w:rFonts w:ascii="Calibri" w:hAnsi="Calibri"/>
+                <w:sz w:val="18"/>
+              </w:rPr>
               <w:t xml:space="preserve">customer email</w:t>
             </w:r>
           </w:p>
@@ -1069,6 +1724,8 @@
     <w:p>
       <w:pPr>
         <w:pStyle w:val="FirstParagraph"/>
+        <w:spacing w:after="160" w:line="276" w:lineRule="auto"/>
+        <w:jc w:val="left"/>
       </w:pPr>
       <w:r>
         <w:t xml:space="preserve">See</w:t>
@@ -1152,6 +1809,8 @@
           <w:ilvl w:val="0"/>
           <w:numId w:val="1002"/>
         </w:numPr>
+        <w:spacing w:after="160" w:line="276" w:lineRule="auto"/>
+        <w:jc w:val="left"/>
       </w:pPr>
       <w:r>
         <w:t xml:space="preserve">Notify</w:t>
@@ -1180,6 +1839,8 @@
           <w:ilvl w:val="0"/>
           <w:numId w:val="1002"/>
         </w:numPr>
+        <w:spacing w:after="160" w:line="276" w:lineRule="auto"/>
+        <w:jc w:val="left"/>
       </w:pPr>
       <w:r>
         <w:t xml:space="preserve">Outbox pattern for DB+Kafka atomicity</w:t>
@@ -1192,6 +1853,8 @@
           <w:ilvl w:val="0"/>
           <w:numId w:val="1002"/>
         </w:numPr>
+        <w:spacing w:after="160" w:line="276" w:lineRule="auto"/>
+        <w:jc w:val="left"/>
       </w:pPr>
       <w:r>
         <w:t xml:space="preserve">Customer create / status-change events</w:t>
@@ -1204,6 +1867,8 @@
           <w:ilvl w:val="0"/>
           <w:numId w:val="1002"/>
         </w:numPr>
+        <w:spacing w:after="160" w:line="276" w:lineRule="auto"/>
+        <w:jc w:val="left"/>
       </w:pPr>
       <w:r>
         <w:t xml:space="preserve">Domain authentication (SPF/DKIM) on SendGrid to reduce Spam</w:t>
@@ -1223,8 +1888,16 @@
       <w:tblPr>
         <w:tblStyle w:val="Table"/>
         <w:tblW w:type="pct" w:w="5000"/>
-        <w:tblLayout w:type="fixed"/>
+        <w:tblLayout w:type="autofit"/>
         <w:tblLook w:firstRow="1" w:lastRow="0" w:firstColumn="0" w:lastColumn="0" w:noHBand="0" w:noVBand="0" w:val="0020"/>
+        <w:tblBorders>
+          <w:top w:val="single" w:sz="4" w:space="0" w:color="CBD5E0"/>
+          <w:left w:val="single" w:sz="4" w:space="0" w:color="CBD5E0"/>
+          <w:bottom w:val="single" w:sz="4" w:space="0" w:color="CBD5E0"/>
+          <w:right w:val="single" w:sz="4" w:space="0" w:color="CBD5E0"/>
+          <w:insideH w:val="single" w:sz="4" w:space="0" w:color="CBD5E0"/>
+          <w:insideV w:val="single" w:sz="4" w:space="0" w:color="CBD5E0"/>
+        </w:tblBorders>
       </w:tblPr>
       <w:tblGrid>
         <w:gridCol w:w="1920"/>
@@ -1236,34 +1909,97 @@
           <w:tblHeader w:val="on"/>
         </w:trPr>
         <w:tc>
-          <w:tcPr/>
+          <w:tcPr>
+            <w:tcMar>
+              <w:top w:w="40" w:type="dxa"/>
+              <w:bottom w:w="40" w:type="dxa"/>
+              <w:left w:w="60" w:type="dxa"/>
+              <w:right w:w="60" w:type="dxa"/>
+            </w:tcMar>
+            <w:shd w:fill="1A365D" w:val="clear"/>
+            <w:tcMar>
+              <w:top w:w="40" w:type="dxa"/>
+              <w:bottom w:w="40" w:type="dxa"/>
+              <w:left w:w="60" w:type="dxa"/>
+              <w:right w:w="60" w:type="dxa"/>
+            </w:tcMar>
+          </w:tcPr>
           <w:p>
             <w:pPr>
               <w:pStyle w:val="Compact"/>
+              <w:spacing w:before="0" w:after="40" w:line="264" w:lineRule="auto"/>
             </w:pPr>
             <w:r>
+              <w:rPr>
+                <w:rFonts w:ascii="Calibri" w:hAnsi="Calibri"/>
+                <w:b/>
+                <w:color w:val="FFFFFF"/>
+                <w:sz w:val="18"/>
+              </w:rPr>
               <w:t xml:space="preserve">Change</w:t>
             </w:r>
           </w:p>
         </w:tc>
         <w:tc>
-          <w:tcPr/>
+          <w:tcPr>
+            <w:tcMar>
+              <w:top w:w="40" w:type="dxa"/>
+              <w:bottom w:w="40" w:type="dxa"/>
+              <w:left w:w="60" w:type="dxa"/>
+              <w:right w:w="60" w:type="dxa"/>
+            </w:tcMar>
+            <w:shd w:fill="1A365D" w:val="clear"/>
+            <w:tcMar>
+              <w:top w:w="40" w:type="dxa"/>
+              <w:bottom w:w="40" w:type="dxa"/>
+              <w:left w:w="60" w:type="dxa"/>
+              <w:right w:w="60" w:type="dxa"/>
+            </w:tcMar>
+          </w:tcPr>
           <w:p>
             <w:pPr>
               <w:pStyle w:val="Compact"/>
+              <w:spacing w:before="0" w:after="40" w:line="264" w:lineRule="auto"/>
             </w:pPr>
             <w:r>
+              <w:rPr>
+                <w:rFonts w:ascii="Calibri" w:hAnsi="Calibri"/>
+                <w:b/>
+                <w:color w:val="FFFFFF"/>
+                <w:sz w:val="18"/>
+              </w:rPr>
               <w:t xml:space="preserve">Files / classes</w:t>
             </w:r>
           </w:p>
         </w:tc>
         <w:tc>
-          <w:tcPr/>
+          <w:tcPr>
+            <w:tcMar>
+              <w:top w:w="40" w:type="dxa"/>
+              <w:bottom w:w="40" w:type="dxa"/>
+              <w:left w:w="60" w:type="dxa"/>
+              <w:right w:w="60" w:type="dxa"/>
+            </w:tcMar>
+            <w:shd w:fill="1A365D" w:val="clear"/>
+            <w:tcMar>
+              <w:top w:w="40" w:type="dxa"/>
+              <w:bottom w:w="40" w:type="dxa"/>
+              <w:left w:w="60" w:type="dxa"/>
+              <w:right w:w="60" w:type="dxa"/>
+            </w:tcMar>
+          </w:tcPr>
           <w:p>
             <w:pPr>
               <w:pStyle w:val="Compact"/>
+              <w:spacing w:before="0" w:after="40" w:line="264" w:lineRule="auto"/>
             </w:pPr>
             <w:r>
+              <w:rPr>
+                <w:rFonts w:ascii="Calibri" w:hAnsi="Calibri"/>
+                <w:b/>
+                <w:color w:val="FFFFFF"/>
+                <w:sz w:val="18"/>
+              </w:rPr>
               <w:t xml:space="preserve">Impact</w:t>
             </w:r>
           </w:p>
@@ -1271,58 +2007,132 @@
       </w:tr>
       <w:tr>
         <w:tc>
-          <w:tcPr/>
+          <w:tcPr>
+            <w:tcMar>
+              <w:top w:w="40" w:type="dxa"/>
+              <w:bottom w:w="40" w:type="dxa"/>
+              <w:left w:w="60" w:type="dxa"/>
+              <w:right w:w="60" w:type="dxa"/>
+            </w:tcMar>
+            <w:tcMar>
+              <w:top w:w="40" w:type="dxa"/>
+              <w:bottom w:w="40" w:type="dxa"/>
+              <w:left w:w="60" w:type="dxa"/>
+              <w:right w:w="60" w:type="dxa"/>
+            </w:tcMar>
+          </w:tcPr>
           <w:p>
             <w:pPr>
               <w:pStyle w:val="Compact"/>
+              <w:spacing w:before="0" w:after="40" w:line="264" w:lineRule="auto"/>
             </w:pPr>
             <w:r>
+              <w:rPr>
+                <w:rFonts w:ascii="Calibri" w:hAnsi="Calibri"/>
+                <w:sz w:val="18"/>
+              </w:rPr>
               <w:t xml:space="preserve">New event type</w:t>
             </w:r>
           </w:p>
         </w:tc>
         <w:tc>
-          <w:tcPr/>
+          <w:tcPr>
+            <w:tcMar>
+              <w:top w:w="40" w:type="dxa"/>
+              <w:bottom w:w="40" w:type="dxa"/>
+              <w:left w:w="60" w:type="dxa"/>
+              <w:right w:w="60" w:type="dxa"/>
+            </w:tcMar>
+            <w:tcMar>
+              <w:top w:w="40" w:type="dxa"/>
+              <w:bottom w:w="40" w:type="dxa"/>
+              <w:left w:w="60" w:type="dxa"/>
+              <w:right w:w="60" w:type="dxa"/>
+            </w:tcMar>
+          </w:tcPr>
           <w:p>
             <w:pPr>
               <w:pStyle w:val="Compact"/>
+              <w:spacing w:before="0" w:after="40" w:line="264" w:lineRule="auto"/>
             </w:pPr>
             <w:r>
               <w:rPr>
                 <w:rStyle w:val="VerbatimChar"/>
+                <w:rFonts w:ascii="Calibri" w:hAnsi="Calibri"/>
+                <w:sz w:val="18"/>
               </w:rPr>
               <w:t xml:space="preserve">AccountServiceImpl</w:t>
             </w:r>
             <w:r>
+              <w:rPr>
+                <w:rFonts w:ascii="Calibri" w:hAnsi="Calibri"/>
+                <w:sz w:val="18"/>
+              </w:rPr>
               <w:t xml:space="preserve"> </w:t>
             </w:r>
             <w:r>
+              <w:rPr>
+                <w:rFonts w:ascii="Calibri" w:hAnsi="Calibri"/>
+                <w:sz w:val="18"/>
+              </w:rPr>
               <w:t xml:space="preserve">publish +</w:t>
             </w:r>
             <w:r>
+              <w:rPr>
+                <w:rFonts w:ascii="Calibri" w:hAnsi="Calibri"/>
+                <w:sz w:val="18"/>
+              </w:rPr>
               <w:t xml:space="preserve"> </w:t>
             </w:r>
             <w:r>
               <w:rPr>
                 <w:rStyle w:val="VerbatimChar"/>
+                <w:rFonts w:ascii="Calibri" w:hAnsi="Calibri"/>
+                <w:sz w:val="18"/>
               </w:rPr>
               <w:t xml:space="preserve">NotificationEmailComposer</w:t>
             </w:r>
             <w:r>
+              <w:rPr>
+                <w:rFonts w:ascii="Calibri" w:hAnsi="Calibri"/>
+                <w:sz w:val="18"/>
+              </w:rPr>
               <w:t xml:space="preserve"> </w:t>
             </w:r>
             <w:r>
+              <w:rPr>
+                <w:rFonts w:ascii="Calibri" w:hAnsi="Calibri"/>
+                <w:sz w:val="18"/>
+              </w:rPr>
               <w:t xml:space="preserve">titles</w:t>
             </w:r>
           </w:p>
         </w:tc>
         <w:tc>
-          <w:tcPr/>
+          <w:tcPr>
+            <w:tcMar>
+              <w:top w:w="40" w:type="dxa"/>
+              <w:bottom w:w="40" w:type="dxa"/>
+              <w:left w:w="60" w:type="dxa"/>
+              <w:right w:w="60" w:type="dxa"/>
+            </w:tcMar>
+            <w:tcMar>
+              <w:top w:w="40" w:type="dxa"/>
+              <w:bottom w:w="40" w:type="dxa"/>
+              <w:left w:w="60" w:type="dxa"/>
+              <w:right w:w="60" w:type="dxa"/>
+            </w:tcMar>
+          </w:tcPr>
           <w:p>
             <w:pPr>
               <w:pStyle w:val="Compact"/>
+              <w:spacing w:before="0" w:after="40" w:line="264" w:lineRule="auto"/>
             </w:pPr>
             <w:r>
+              <w:rPr>
+                <w:rFonts w:ascii="Calibri" w:hAnsi="Calibri"/>
+                <w:sz w:val="18"/>
+              </w:rPr>
               <w:t xml:space="preserve">Consumer auto-sends</w:t>
             </w:r>
           </w:p>
@@ -1330,58 +2140,132 @@
       </w:tr>
       <w:tr>
         <w:tc>
-          <w:tcPr/>
+          <w:tcPr>
+            <w:tcMar>
+              <w:top w:w="40" w:type="dxa"/>
+              <w:bottom w:w="40" w:type="dxa"/>
+              <w:left w:w="60" w:type="dxa"/>
+              <w:right w:w="60" w:type="dxa"/>
+            </w:tcMar>
+            <w:tcMar>
+              <w:top w:w="40" w:type="dxa"/>
+              <w:bottom w:w="40" w:type="dxa"/>
+              <w:left w:w="60" w:type="dxa"/>
+              <w:right w:w="60" w:type="dxa"/>
+            </w:tcMar>
+          </w:tcPr>
           <w:p>
             <w:pPr>
               <w:pStyle w:val="Compact"/>
+              <w:spacing w:before="0" w:after="40" w:line="264" w:lineRule="auto"/>
             </w:pPr>
             <w:r>
+              <w:rPr>
+                <w:rFonts w:ascii="Calibri" w:hAnsi="Calibri"/>
+                <w:sz w:val="18"/>
+              </w:rPr>
               <w:t xml:space="preserve">Change mail provider</w:t>
             </w:r>
           </w:p>
         </w:tc>
         <w:tc>
-          <w:tcPr/>
+          <w:tcPr>
+            <w:tcMar>
+              <w:top w:w="40" w:type="dxa"/>
+              <w:bottom w:w="40" w:type="dxa"/>
+              <w:left w:w="60" w:type="dxa"/>
+              <w:right w:w="60" w:type="dxa"/>
+            </w:tcMar>
+            <w:tcMar>
+              <w:top w:w="40" w:type="dxa"/>
+              <w:bottom w:w="40" w:type="dxa"/>
+              <w:left w:w="60" w:type="dxa"/>
+              <w:right w:w="60" w:type="dxa"/>
+            </w:tcMar>
+          </w:tcPr>
           <w:p>
             <w:pPr>
               <w:pStyle w:val="Compact"/>
+              <w:spacing w:before="0" w:after="40" w:line="264" w:lineRule="auto"/>
             </w:pPr>
             <w:r>
+              <w:rPr>
+                <w:rFonts w:ascii="Calibri" w:hAnsi="Calibri"/>
+                <w:sz w:val="18"/>
+              </w:rPr>
               <w:t xml:space="preserve">New</w:t>
             </w:r>
             <w:r>
+              <w:rPr>
+                <w:rFonts w:ascii="Calibri" w:hAnsi="Calibri"/>
+                <w:sz w:val="18"/>
+              </w:rPr>
               <w:t xml:space="preserve"> </w:t>
             </w:r>
             <w:r>
               <w:rPr>
                 <w:rStyle w:val="VerbatimChar"/>
+                <w:rFonts w:ascii="Calibri" w:hAnsi="Calibri"/>
+                <w:sz w:val="18"/>
               </w:rPr>
               <w:t xml:space="preserve">NotificationMailService</w:t>
             </w:r>
             <w:r>
+              <w:rPr>
+                <w:rFonts w:ascii="Calibri" w:hAnsi="Calibri"/>
+                <w:sz w:val="18"/>
+              </w:rPr>
               <w:t xml:space="preserve"> </w:t>
             </w:r>
             <w:r>
+              <w:rPr>
+                <w:rFonts w:ascii="Calibri" w:hAnsi="Calibri"/>
+                <w:sz w:val="18"/>
+              </w:rPr>
               <w:t xml:space="preserve">+</w:t>
             </w:r>
             <w:r>
+              <w:rPr>
+                <w:rFonts w:ascii="Calibri" w:hAnsi="Calibri"/>
+                <w:sz w:val="18"/>
+              </w:rPr>
               <w:t xml:space="preserve"> </w:t>
             </w:r>
             <w:r>
               <w:rPr>
                 <w:rStyle w:val="VerbatimChar"/>
+                <w:rFonts w:ascii="Calibri" w:hAnsi="Calibri"/>
+                <w:sz w:val="18"/>
               </w:rPr>
               <w:t xml:space="preserve">@ConditionalOnProperty</w:t>
             </w:r>
           </w:p>
         </w:tc>
         <w:tc>
-          <w:tcPr/>
+          <w:tcPr>
+            <w:tcMar>
+              <w:top w:w="40" w:type="dxa"/>
+              <w:bottom w:w="40" w:type="dxa"/>
+              <w:left w:w="60" w:type="dxa"/>
+              <w:right w:w="60" w:type="dxa"/>
+            </w:tcMar>
+            <w:tcMar>
+              <w:top w:w="40" w:type="dxa"/>
+              <w:bottom w:w="40" w:type="dxa"/>
+              <w:left w:w="60" w:type="dxa"/>
+              <w:right w:w="60" w:type="dxa"/>
+            </w:tcMar>
+          </w:tcPr>
           <w:p>
             <w:pPr>
               <w:pStyle w:val="Compact"/>
+              <w:spacing w:before="0" w:after="40" w:line="264" w:lineRule="auto"/>
             </w:pPr>
             <w:r>
+              <w:rPr>
+                <w:rFonts w:ascii="Calibri" w:hAnsi="Calibri"/>
+                <w:sz w:val="18"/>
+              </w:rPr>
               <w:t xml:space="preserve">Render/local env</w:t>
             </w:r>
           </w:p>
@@ -1389,43 +2273,103 @@
       </w:tr>
       <w:tr>
         <w:tc>
-          <w:tcPr/>
+          <w:tcPr>
+            <w:tcMar>
+              <w:top w:w="40" w:type="dxa"/>
+              <w:bottom w:w="40" w:type="dxa"/>
+              <w:left w:w="60" w:type="dxa"/>
+              <w:right w:w="60" w:type="dxa"/>
+            </w:tcMar>
+            <w:tcMar>
+              <w:top w:w="40" w:type="dxa"/>
+              <w:bottom w:w="40" w:type="dxa"/>
+              <w:left w:w="60" w:type="dxa"/>
+              <w:right w:w="60" w:type="dxa"/>
+            </w:tcMar>
+          </w:tcPr>
           <w:p>
             <w:pPr>
               <w:pStyle w:val="Compact"/>
+              <w:spacing w:before="0" w:after="40" w:line="264" w:lineRule="auto"/>
             </w:pPr>
             <w:r>
+              <w:rPr>
+                <w:rFonts w:ascii="Calibri" w:hAnsi="Calibri"/>
+                <w:sz w:val="18"/>
+              </w:rPr>
               <w:t xml:space="preserve">Topic rename</w:t>
             </w:r>
           </w:p>
         </w:tc>
         <w:tc>
-          <w:tcPr/>
+          <w:tcPr>
+            <w:tcMar>
+              <w:top w:w="40" w:type="dxa"/>
+              <w:bottom w:w="40" w:type="dxa"/>
+              <w:left w:w="60" w:type="dxa"/>
+              <w:right w:w="60" w:type="dxa"/>
+            </w:tcMar>
+            <w:tcMar>
+              <w:top w:w="40" w:type="dxa"/>
+              <w:bottom w:w="40" w:type="dxa"/>
+              <w:left w:w="60" w:type="dxa"/>
+              <w:right w:w="60" w:type="dxa"/>
+            </w:tcMar>
+          </w:tcPr>
           <w:p>
             <w:pPr>
               <w:pStyle w:val="Compact"/>
+              <w:spacing w:before="0" w:after="40" w:line="264" w:lineRule="auto"/>
             </w:pPr>
             <w:r>
               <w:rPr>
                 <w:rStyle w:val="VerbatimChar"/>
+                <w:rFonts w:ascii="Calibri" w:hAnsi="Calibri"/>
+                <w:sz w:val="18"/>
               </w:rPr>
               <w:t xml:space="preserve">app.kafka.notification-topic</w:t>
             </w:r>
             <w:r>
+              <w:rPr>
+                <w:rFonts w:ascii="Calibri" w:hAnsi="Calibri"/>
+                <w:sz w:val="18"/>
+              </w:rPr>
               <w:t xml:space="preserve"> </w:t>
             </w:r>
             <w:r>
+              <w:rPr>
+                <w:rFonts w:ascii="Calibri" w:hAnsi="Calibri"/>
+                <w:sz w:val="18"/>
+              </w:rPr>
               <w:t xml:space="preserve">/ Aiven topic</w:t>
             </w:r>
           </w:p>
         </w:tc>
         <w:tc>
-          <w:tcPr/>
+          <w:tcPr>
+            <w:tcMar>
+              <w:top w:w="40" w:type="dxa"/>
+              <w:bottom w:w="40" w:type="dxa"/>
+              <w:left w:w="60" w:type="dxa"/>
+              <w:right w:w="60" w:type="dxa"/>
+            </w:tcMar>
+            <w:tcMar>
+              <w:top w:w="40" w:type="dxa"/>
+              <w:bottom w:w="40" w:type="dxa"/>
+              <w:left w:w="60" w:type="dxa"/>
+              <w:right w:w="60" w:type="dxa"/>
+            </w:tcMar>
+          </w:tcPr>
           <w:p>
             <w:pPr>
               <w:pStyle w:val="Compact"/>
+              <w:spacing w:before="0" w:after="40" w:line="264" w:lineRule="auto"/>
             </w:pPr>
             <w:r>
+              <w:rPr>
+                <w:rFonts w:ascii="Calibri" w:hAnsi="Calibri"/>
+                <w:sz w:val="18"/>
+              </w:rPr>
               <w:t xml:space="preserve">Redeploy both sides</w:t>
             </w:r>
           </w:p>
